--- a/UML.docx
+++ b/UML.docx
@@ -1,6 +1,6 @@
 
 <file path=word/document.xml><?xml version="1.0" encoding="utf-8"?>
-<w:document xmlns:wpc="http://schemas.microsoft.com/office/word/2010/wordprocessingCanvas" xmlns:cx="http://schemas.microsoft.com/office/drawing/2014/chartex" xmlns:cx1="http://schemas.microsoft.com/office/drawing/2015/9/8/chartex" xmlns:cx2="http://schemas.microsoft.com/office/drawing/2015/10/21/chartex" xmlns:cx3="http://schemas.microsoft.com/office/drawing/2016/5/9/chartex" xmlns:cx4="http://schemas.microsoft.com/office/drawing/2016/5/10/chartex" xmlns:cx5="http://schemas.microsoft.com/office/drawing/2016/5/11/chartex" xmlns:cx6="http://schemas.microsoft.com/office/drawing/2016/5/12/chartex" xmlns:cx7="http://schemas.microsoft.com/office/drawing/2016/5/13/chartex" xmlns:cx8="http://schemas.microsoft.com/office/drawing/2016/5/14/chartex" xmlns:mc="http://schemas.openxmlformats.org/markup-compatibility/2006" xmlns:aink="http://schemas.microsoft.com/office/drawing/2016/ink" xmlns:am3d="http://schemas.microsoft.com/office/drawing/2017/model3d" xmlns:o="urn:schemas-microsoft-com:office:office" xmlns:r="http://schemas.openxmlformats.org/officeDocument/2006/relationships" xmlns:m="http://schemas.openxmlformats.org/officeDocument/2006/math" xmlns:v="urn:schemas-microsoft-com:vml" xmlns:wp14="http://schemas.microsoft.com/office/word/2010/wordprocessingDrawing" xmlns:wp="http://schemas.openxmlformats.org/drawingml/2006/wordprocessingDrawing" xmlns:w10="urn:schemas-microsoft-com:office:word" xmlns:w="http://schemas.openxmlformats.org/wordprocessingml/2006/main" xmlns:w14="http://schemas.microsoft.com/office/word/2010/wordml" xmlns:w15="http://schemas.microsoft.com/office/word/2012/wordml" xmlns:w16cid="http://schemas.microsoft.com/office/word/2016/wordml/cid" xmlns:w16se="http://schemas.microsoft.com/office/word/2015/wordml/symex" xmlns:wpg="http://schemas.microsoft.com/office/word/2010/wordprocessingGroup" xmlns:wpi="http://schemas.microsoft.com/office/word/2010/wordprocessingInk" xmlns:wne="http://schemas.microsoft.com/office/word/2006/wordml" xmlns:wps="http://schemas.microsoft.com/office/word/2010/wordprocessingShape" mc:Ignorable="w14 w15 w16se w16cid wp14">
+<w:document xmlns:wpc="http://schemas.microsoft.com/office/word/2010/wordprocessingCanvas" xmlns:cx="http://schemas.microsoft.com/office/drawing/2014/chartex" xmlns:cx1="http://schemas.microsoft.com/office/drawing/2015/9/8/chartex" xmlns:cx2="http://schemas.microsoft.com/office/drawing/2015/10/21/chartex" xmlns:cx3="http://schemas.microsoft.com/office/drawing/2016/5/9/chartex" xmlns:cx4="http://schemas.microsoft.com/office/drawing/2016/5/10/chartex" xmlns:cx5="http://schemas.microsoft.com/office/drawing/2016/5/11/chartex" xmlns:cx6="http://schemas.microsoft.com/office/drawing/2016/5/12/chartex" xmlns:cx7="http://schemas.microsoft.com/office/drawing/2016/5/13/chartex" xmlns:cx8="http://schemas.microsoft.com/office/drawing/2016/5/14/chartex" xmlns:mc="http://schemas.openxmlformats.org/markup-compatibility/2006" xmlns:aink="http://schemas.microsoft.com/office/drawing/2016/ink" xmlns:am3d="http://schemas.microsoft.com/office/drawing/2017/model3d" xmlns:o="urn:schemas-microsoft-com:office:office" xmlns:oel="http://schemas.microsoft.com/office/2019/extlst" xmlns:r="http://schemas.openxmlformats.org/officeDocument/2006/relationships" xmlns:m="http://schemas.openxmlformats.org/officeDocument/2006/math" xmlns:v="urn:schemas-microsoft-com:vml" xmlns:wp14="http://schemas.microsoft.com/office/word/2010/wordprocessingDrawing" xmlns:wp="http://schemas.openxmlformats.org/drawingml/2006/wordprocessingDrawing" xmlns:w10="urn:schemas-microsoft-com:office:word" xmlns:w="http://schemas.openxmlformats.org/wordprocessingml/2006/main" xmlns:w14="http://schemas.microsoft.com/office/word/2010/wordml" xmlns:w15="http://schemas.microsoft.com/office/word/2012/wordml" xmlns:w16cex="http://schemas.microsoft.com/office/word/2018/wordml/cex" xmlns:w16cid="http://schemas.microsoft.com/office/word/2016/wordml/cid" xmlns:w16="http://schemas.microsoft.com/office/word/2018/wordml" xmlns:w16sdtdh="http://schemas.microsoft.com/office/word/2020/wordml/sdtdatahash" xmlns:w16se="http://schemas.microsoft.com/office/word/2015/wordml/symex" xmlns:wpg="http://schemas.microsoft.com/office/word/2010/wordprocessingGroup" xmlns:wpi="http://schemas.microsoft.com/office/word/2010/wordprocessingInk" xmlns:wne="http://schemas.microsoft.com/office/word/2006/wordml" xmlns:wps="http://schemas.microsoft.com/office/word/2010/wordprocessingShape" mc:Ignorable="w14 w15 w16se w16cid w16 w16cex w16sdtdh wp14">
   <w:body>
     <w:p>
       <w:pPr>
@@ -367,7 +367,6 @@
               <w:t xml:space="preserve"> char</w:t>
             </w:r>
           </w:p>
-          <w:p/>
         </w:tc>
       </w:tr>
       <w:tr>
@@ -1027,12 +1026,7 @@
               <w:t>My</w:t>
             </w:r>
             <w:r>
-              <w:t>Calen</w:t>
-            </w:r>
-            <w:bookmarkStart w:id="0" w:name="_GoBack"/>
-            <w:bookmarkEnd w:id="0"/>
-            <w:r>
-              <w:t>dar</w:t>
+              <w:t>Calendar</w:t>
             </w:r>
             <w:proofErr w:type="spellEnd"/>
             <w:r>
@@ -1054,7 +1048,7 @@
 </file>
 
 <file path=word/numbering.xml><?xml version="1.0" encoding="utf-8"?>
-<w:numbering xmlns:wpc="http://schemas.microsoft.com/office/word/2010/wordprocessingCanvas" xmlns:cx="http://schemas.microsoft.com/office/drawing/2014/chartex" xmlns:cx1="http://schemas.microsoft.com/office/drawing/2015/9/8/chartex" xmlns:cx2="http://schemas.microsoft.com/office/drawing/2015/10/21/chartex" xmlns:cx3="http://schemas.microsoft.com/office/drawing/2016/5/9/chartex" xmlns:cx4="http://schemas.microsoft.com/office/drawing/2016/5/10/chartex" xmlns:cx5="http://schemas.microsoft.com/office/drawing/2016/5/11/chartex" xmlns:cx6="http://schemas.microsoft.com/office/drawing/2016/5/12/chartex" xmlns:cx7="http://schemas.microsoft.com/office/drawing/2016/5/13/chartex" xmlns:cx8="http://schemas.microsoft.com/office/drawing/2016/5/14/chartex" xmlns:mc="http://schemas.openxmlformats.org/markup-compatibility/2006" xmlns:aink="http://schemas.microsoft.com/office/drawing/2016/ink" xmlns:am3d="http://schemas.microsoft.com/office/drawing/2017/model3d" xmlns:o="urn:schemas-microsoft-com:office:office" xmlns:r="http://schemas.openxmlformats.org/officeDocument/2006/relationships" xmlns:m="http://schemas.openxmlformats.org/officeDocument/2006/math" xmlns:v="urn:schemas-microsoft-com:vml" xmlns:wp14="http://schemas.microsoft.com/office/word/2010/wordprocessingDrawing" xmlns:wp="http://schemas.openxmlformats.org/drawingml/2006/wordprocessingDrawing" xmlns:w10="urn:schemas-microsoft-com:office:word" xmlns:w="http://schemas.openxmlformats.org/wordprocessingml/2006/main" xmlns:w14="http://schemas.microsoft.com/office/word/2010/wordml" xmlns:w15="http://schemas.microsoft.com/office/word/2012/wordml" xmlns:w16cid="http://schemas.microsoft.com/office/word/2016/wordml/cid" xmlns:w16se="http://schemas.microsoft.com/office/word/2015/wordml/symex" xmlns:wpg="http://schemas.microsoft.com/office/word/2010/wordprocessingGroup" xmlns:wpi="http://schemas.microsoft.com/office/word/2010/wordprocessingInk" xmlns:wne="http://schemas.microsoft.com/office/word/2006/wordml" xmlns:wps="http://schemas.microsoft.com/office/word/2010/wordprocessingShape" mc:Ignorable="w14 w15 w16se w16cid wp14">
+<w:numbering xmlns:wpc="http://schemas.microsoft.com/office/word/2010/wordprocessingCanvas" xmlns:cx="http://schemas.microsoft.com/office/drawing/2014/chartex" xmlns:cx1="http://schemas.microsoft.com/office/drawing/2015/9/8/chartex" xmlns:cx2="http://schemas.microsoft.com/office/drawing/2015/10/21/chartex" xmlns:cx3="http://schemas.microsoft.com/office/drawing/2016/5/9/chartex" xmlns:cx4="http://schemas.microsoft.com/office/drawing/2016/5/10/chartex" xmlns:cx5="http://schemas.microsoft.com/office/drawing/2016/5/11/chartex" xmlns:cx6="http://schemas.microsoft.com/office/drawing/2016/5/12/chartex" xmlns:cx7="http://schemas.microsoft.com/office/drawing/2016/5/13/chartex" xmlns:cx8="http://schemas.microsoft.com/office/drawing/2016/5/14/chartex" xmlns:mc="http://schemas.openxmlformats.org/markup-compatibility/2006" xmlns:aink="http://schemas.microsoft.com/office/drawing/2016/ink" xmlns:am3d="http://schemas.microsoft.com/office/drawing/2017/model3d" xmlns:o="urn:schemas-microsoft-com:office:office" xmlns:oel="http://schemas.microsoft.com/office/2019/extlst" xmlns:r="http://schemas.openxmlformats.org/officeDocument/2006/relationships" xmlns:m="http://schemas.openxmlformats.org/officeDocument/2006/math" xmlns:v="urn:schemas-microsoft-com:vml" xmlns:wp14="http://schemas.microsoft.com/office/word/2010/wordprocessingDrawing" xmlns:wp="http://schemas.openxmlformats.org/drawingml/2006/wordprocessingDrawing" xmlns:w10="urn:schemas-microsoft-com:office:word" xmlns:w="http://schemas.openxmlformats.org/wordprocessingml/2006/main" xmlns:w14="http://schemas.microsoft.com/office/word/2010/wordml" xmlns:w15="http://schemas.microsoft.com/office/word/2012/wordml" xmlns:w16cex="http://schemas.microsoft.com/office/word/2018/wordml/cex" xmlns:w16cid="http://schemas.microsoft.com/office/word/2016/wordml/cid" xmlns:w16="http://schemas.microsoft.com/office/word/2018/wordml" xmlns:w16sdtdh="http://schemas.microsoft.com/office/word/2020/wordml/sdtdatahash" xmlns:w16se="http://schemas.microsoft.com/office/word/2015/wordml/symex" xmlns:wpg="http://schemas.microsoft.com/office/word/2010/wordprocessingGroup" xmlns:wpi="http://schemas.microsoft.com/office/word/2010/wordprocessingInk" xmlns:wne="http://schemas.microsoft.com/office/word/2006/wordml" xmlns:wps="http://schemas.microsoft.com/office/word/2010/wordprocessingShape" mc:Ignorable="w14 w15 w16se w16cid w16 w16cex w16sdtdh wp14">
   <w:abstractNum w:abstractNumId="0" w15:restartNumberingAfterBreak="0">
     <w:nsid w:val="083A59D6"/>
     <w:multiLevelType w:val="hybridMultilevel"/>
@@ -2287,44 +2281,44 @@
       </w:rPr>
     </w:lvl>
   </w:abstractNum>
-  <w:num w:numId="1">
+  <w:num w:numId="1" w16cid:durableId="435904705">
     <w:abstractNumId w:val="6"/>
   </w:num>
-  <w:num w:numId="2">
+  <w:num w:numId="2" w16cid:durableId="1972441936">
     <w:abstractNumId w:val="9"/>
   </w:num>
-  <w:num w:numId="3">
+  <w:num w:numId="3" w16cid:durableId="1135414981">
     <w:abstractNumId w:val="5"/>
   </w:num>
-  <w:num w:numId="4">
+  <w:num w:numId="4" w16cid:durableId="629674183">
     <w:abstractNumId w:val="2"/>
   </w:num>
-  <w:num w:numId="5">
+  <w:num w:numId="5" w16cid:durableId="1346903713">
     <w:abstractNumId w:val="3"/>
   </w:num>
-  <w:num w:numId="6">
+  <w:num w:numId="6" w16cid:durableId="2029867870">
     <w:abstractNumId w:val="1"/>
   </w:num>
-  <w:num w:numId="7">
+  <w:num w:numId="7" w16cid:durableId="1197696414">
     <w:abstractNumId w:val="0"/>
   </w:num>
-  <w:num w:numId="8">
+  <w:num w:numId="8" w16cid:durableId="116680695">
     <w:abstractNumId w:val="8"/>
   </w:num>
-  <w:num w:numId="9">
+  <w:num w:numId="9" w16cid:durableId="1775395309">
     <w:abstractNumId w:val="10"/>
   </w:num>
-  <w:num w:numId="10">
+  <w:num w:numId="10" w16cid:durableId="88817697">
     <w:abstractNumId w:val="7"/>
   </w:num>
-  <w:num w:numId="11">
+  <w:num w:numId="11" w16cid:durableId="905458310">
     <w:abstractNumId w:val="4"/>
   </w:num>
 </w:numbering>
 </file>
 
 <file path=word/styles.xml><?xml version="1.0" encoding="utf-8"?>
-<w:styles xmlns:mc="http://schemas.openxmlformats.org/markup-compatibility/2006" xmlns:r="http://schemas.openxmlformats.org/officeDocument/2006/relationships" xmlns:w="http://schemas.openxmlformats.org/wordprocessingml/2006/main" xmlns:w14="http://schemas.microsoft.com/office/word/2010/wordml" xmlns:w15="http://schemas.microsoft.com/office/word/2012/wordml" xmlns:w16cid="http://schemas.microsoft.com/office/word/2016/wordml/cid" xmlns:w16se="http://schemas.microsoft.com/office/word/2015/wordml/symex" mc:Ignorable="w14 w15 w16se w16cid">
+<w:styles xmlns:mc="http://schemas.openxmlformats.org/markup-compatibility/2006" xmlns:r="http://schemas.openxmlformats.org/officeDocument/2006/relationships" xmlns:w="http://schemas.openxmlformats.org/wordprocessingml/2006/main" xmlns:w14="http://schemas.microsoft.com/office/word/2010/wordml" xmlns:w15="http://schemas.microsoft.com/office/word/2012/wordml" xmlns:w16cex="http://schemas.microsoft.com/office/word/2018/wordml/cex" xmlns:w16cid="http://schemas.microsoft.com/office/word/2016/wordml/cid" xmlns:w16="http://schemas.microsoft.com/office/word/2018/wordml" xmlns:w16sdtdh="http://schemas.microsoft.com/office/word/2020/wordml/sdtdatahash" xmlns:w16se="http://schemas.microsoft.com/office/word/2015/wordml/symex" mc:Ignorable="w14 w15 w16se w16cid w16 w16cex w16sdtdh">
   <w:docDefaults>
     <w:rPrDefault>
       <w:rPr>
@@ -2340,7 +2334,7 @@
       </w:pPr>
     </w:pPrDefault>
   </w:docDefaults>
-  <w:latentStyles w:defLockedState="0" w:defUIPriority="99" w:defSemiHidden="0" w:defUnhideWhenUsed="0" w:defQFormat="0" w:count="375">
+  <w:latentStyles w:defLockedState="0" w:defUIPriority="99" w:defSemiHidden="0" w:defUnhideWhenUsed="0" w:defQFormat="0" w:count="376">
     <w:lsdException w:name="Normal" w:uiPriority="0" w:qFormat="1"/>
     <w:lsdException w:name="heading 1" w:uiPriority="9" w:qFormat="1"/>
     <w:lsdException w:name="heading 2" w:semiHidden="1" w:uiPriority="9" w:unhideWhenUsed="1" w:qFormat="1"/>
@@ -2716,6 +2710,7 @@
     <w:lsdException w:name="Smart Hyperlink" w:semiHidden="1" w:unhideWhenUsed="1"/>
     <w:lsdException w:name="Hashtag" w:semiHidden="1" w:unhideWhenUsed="1"/>
     <w:lsdException w:name="Unresolved Mention" w:semiHidden="1" w:unhideWhenUsed="1"/>
+    <w:lsdException w:name="Smart Link" w:semiHidden="1" w:unhideWhenUsed="1"/>
   </w:latentStyles>
   <w:style w:type="paragraph" w:default="1" w:styleId="Normal">
     <w:name w:val="Normal"/>

--- a/UML.docx
+++ b/UML.docx
@@ -1,6 +1,6 @@
 
 <file path=word/document.xml><?xml version="1.0" encoding="utf-8"?>
-<w:document xmlns:wpc="http://schemas.microsoft.com/office/word/2010/wordprocessingCanvas" xmlns:cx="http://schemas.microsoft.com/office/drawing/2014/chartex" xmlns:cx1="http://schemas.microsoft.com/office/drawing/2015/9/8/chartex" xmlns:cx2="http://schemas.microsoft.com/office/drawing/2015/10/21/chartex" xmlns:cx3="http://schemas.microsoft.com/office/drawing/2016/5/9/chartex" xmlns:cx4="http://schemas.microsoft.com/office/drawing/2016/5/10/chartex" xmlns:cx5="http://schemas.microsoft.com/office/drawing/2016/5/11/chartex" xmlns:cx6="http://schemas.microsoft.com/office/drawing/2016/5/12/chartex" xmlns:cx7="http://schemas.microsoft.com/office/drawing/2016/5/13/chartex" xmlns:cx8="http://schemas.microsoft.com/office/drawing/2016/5/14/chartex" xmlns:mc="http://schemas.openxmlformats.org/markup-compatibility/2006" xmlns:aink="http://schemas.microsoft.com/office/drawing/2016/ink" xmlns:am3d="http://schemas.microsoft.com/office/drawing/2017/model3d" xmlns:o="urn:schemas-microsoft-com:office:office" xmlns:oel="http://schemas.microsoft.com/office/2019/extlst" xmlns:r="http://schemas.openxmlformats.org/officeDocument/2006/relationships" xmlns:m="http://schemas.openxmlformats.org/officeDocument/2006/math" xmlns:v="urn:schemas-microsoft-com:vml" xmlns:wp14="http://schemas.microsoft.com/office/word/2010/wordprocessingDrawing" xmlns:wp="http://schemas.openxmlformats.org/drawingml/2006/wordprocessingDrawing" xmlns:w10="urn:schemas-microsoft-com:office:word" xmlns:w="http://schemas.openxmlformats.org/wordprocessingml/2006/main" xmlns:w14="http://schemas.microsoft.com/office/word/2010/wordml" xmlns:w15="http://schemas.microsoft.com/office/word/2012/wordml" xmlns:w16cex="http://schemas.microsoft.com/office/word/2018/wordml/cex" xmlns:w16cid="http://schemas.microsoft.com/office/word/2016/wordml/cid" xmlns:w16="http://schemas.microsoft.com/office/word/2018/wordml" xmlns:w16sdtdh="http://schemas.microsoft.com/office/word/2020/wordml/sdtdatahash" xmlns:w16se="http://schemas.microsoft.com/office/word/2015/wordml/symex" xmlns:wpg="http://schemas.microsoft.com/office/word/2010/wordprocessingGroup" xmlns:wpi="http://schemas.microsoft.com/office/word/2010/wordprocessingInk" xmlns:wne="http://schemas.microsoft.com/office/word/2006/wordml" xmlns:wps="http://schemas.microsoft.com/office/word/2010/wordprocessingShape" mc:Ignorable="w14 w15 w16se w16cid w16 w16cex w16sdtdh wp14">
+<w:document xmlns:wpc="http://schemas.microsoft.com/office/word/2010/wordprocessingCanvas" xmlns:cx="http://schemas.microsoft.com/office/drawing/2014/chartex" xmlns:cx1="http://schemas.microsoft.com/office/drawing/2015/9/8/chartex" xmlns:cx2="http://schemas.microsoft.com/office/drawing/2015/10/21/chartex" xmlns:cx3="http://schemas.microsoft.com/office/drawing/2016/5/9/chartex" xmlns:cx4="http://schemas.microsoft.com/office/drawing/2016/5/10/chartex" xmlns:cx5="http://schemas.microsoft.com/office/drawing/2016/5/11/chartex" xmlns:cx6="http://schemas.microsoft.com/office/drawing/2016/5/12/chartex" xmlns:cx7="http://schemas.microsoft.com/office/drawing/2016/5/13/chartex" xmlns:cx8="http://schemas.microsoft.com/office/drawing/2016/5/14/chartex" xmlns:mc="http://schemas.openxmlformats.org/markup-compatibility/2006" xmlns:aink="http://schemas.microsoft.com/office/drawing/2016/ink" xmlns:am3d="http://schemas.microsoft.com/office/drawing/2017/model3d" xmlns:o="urn:schemas-microsoft-com:office:office" xmlns:oel="http://schemas.microsoft.com/office/2019/extlst" xmlns:r="http://schemas.openxmlformats.org/officeDocument/2006/relationships" xmlns:m="http://schemas.openxmlformats.org/officeDocument/2006/math" xmlns:v="urn:schemas-microsoft-com:vml" xmlns:wp14="http://schemas.microsoft.com/office/word/2010/wordprocessingDrawing" xmlns:wp="http://schemas.openxmlformats.org/drawingml/2006/wordprocessingDrawing" xmlns:w10="urn:schemas-microsoft-com:office:word" xmlns:w="http://schemas.openxmlformats.org/wordprocessingml/2006/main" xmlns:w14="http://schemas.microsoft.com/office/word/2010/wordml" xmlns:w15="http://schemas.microsoft.com/office/word/2012/wordml" xmlns:w16cex="http://schemas.microsoft.com/office/word/2018/wordml/cex" xmlns:w16cid="http://schemas.microsoft.com/office/word/2016/wordml/cid" xmlns:w16="http://schemas.microsoft.com/office/word/2018/wordml" xmlns:w16du="http://schemas.microsoft.com/office/word/2023/wordml/word16du" xmlns:w16sdtdh="http://schemas.microsoft.com/office/word/2020/wordml/sdtdatahash" xmlns:w16se="http://schemas.microsoft.com/office/word/2015/wordml/symex" xmlns:wpg="http://schemas.microsoft.com/office/word/2010/wordprocessingGroup" xmlns:wpi="http://schemas.microsoft.com/office/word/2010/wordprocessingInk" xmlns:wne="http://schemas.microsoft.com/office/word/2006/wordml" xmlns:wps="http://schemas.microsoft.com/office/word/2010/wordprocessingShape" mc:Ignorable="w14 w15 w16se w16cid w16 w16cex w16sdtdh w16du wp14">
   <w:body>
     <w:p>
       <w:pPr>
@@ -327,20 +327,20 @@
                 <w:sz w:val="32"/>
               </w:rPr>
             </w:pPr>
-            <w:proofErr w:type="spellStart"/>
             <w:r>
               <w:rPr>
                 <w:b/>
                 <w:sz w:val="40"/>
               </w:rPr>
-              <w:t>My</w:t>
-            </w:r>
+              <w:t xml:space="preserve">   </w:t>
+            </w:r>
+            <w:proofErr w:type="spellStart"/>
             <w:r>
               <w:rPr>
                 <w:b/>
                 <w:sz w:val="40"/>
               </w:rPr>
-              <w:t>ScheduleDay</w:t>
+              <w:t>MyScheduleDate</w:t>
             </w:r>
             <w:proofErr w:type="spellEnd"/>
           </w:p>
@@ -367,6 +367,11 @@
               <w:t xml:space="preserve"> char</w:t>
             </w:r>
           </w:p>
+          <w:p>
+            <w:r>
+              <w:t xml:space="preserve">- description: string    </w:t>
+            </w:r>
+          </w:p>
         </w:tc>
       </w:tr>
       <w:tr>
@@ -400,20 +405,22 @@
               <w:t xml:space="preserve">+ </w:t>
             </w:r>
             <w:proofErr w:type="spellStart"/>
+            <w:proofErr w:type="gramStart"/>
             <w:r>
               <w:t>setType</w:t>
             </w:r>
             <w:proofErr w:type="spellEnd"/>
             <w:r>
-              <w:t>(char</w:t>
-            </w:r>
-            <w:proofErr w:type="gramStart"/>
-            <w:r>
-              <w:t>) :</w:t>
-            </w:r>
-            <w:proofErr w:type="gramEnd"/>
-            <w:r>
-              <w:t xml:space="preserve"> void</w:t>
+              <w:t>(</w:t>
+            </w:r>
+            <w:proofErr w:type="spellStart"/>
+            <w:proofErr w:type="gramEnd"/>
+            <w:r>
+              <w:t>newType</w:t>
+            </w:r>
+            <w:proofErr w:type="spellEnd"/>
+            <w:r>
+              <w:t xml:space="preserve">: char)  </w:t>
             </w:r>
           </w:p>
           <w:p>
@@ -432,6 +439,78 @@
             <w:proofErr w:type="gramEnd"/>
             <w:r>
               <w:t>) : char const</w:t>
+            </w:r>
+          </w:p>
+          <w:p>
+            <w:r>
+              <w:t xml:space="preserve">+ </w:t>
+            </w:r>
+            <w:proofErr w:type="spellStart"/>
+            <w:proofErr w:type="gramStart"/>
+            <w:r>
+              <w:t>setDescription</w:t>
+            </w:r>
+            <w:proofErr w:type="spellEnd"/>
+            <w:r>
+              <w:t>(</w:t>
+            </w:r>
+            <w:proofErr w:type="gramEnd"/>
+            <w:r>
+              <w:t>desc: string): void</w:t>
+            </w:r>
+          </w:p>
+          <w:p>
+            <w:r>
+              <w:t xml:space="preserve">+ </w:t>
+            </w:r>
+            <w:proofErr w:type="spellStart"/>
+            <w:proofErr w:type="gramStart"/>
+            <w:r>
+              <w:t>getDescription</w:t>
+            </w:r>
+            <w:proofErr w:type="spellEnd"/>
+            <w:r>
+              <w:t>(</w:t>
+            </w:r>
+            <w:proofErr w:type="gramEnd"/>
+            <w:r>
+              <w:t xml:space="preserve">): string  </w:t>
+            </w:r>
+          </w:p>
+          <w:p>
+            <w:r>
+              <w:t xml:space="preserve">+ </w:t>
+            </w:r>
+            <w:proofErr w:type="spellStart"/>
+            <w:proofErr w:type="gramStart"/>
+            <w:r>
+              <w:t>clearDescription</w:t>
+            </w:r>
+            <w:proofErr w:type="spellEnd"/>
+            <w:r>
+              <w:t>(</w:t>
+            </w:r>
+            <w:proofErr w:type="gramEnd"/>
+            <w:r>
+              <w:t>): void</w:t>
+            </w:r>
+          </w:p>
+          <w:p>
+            <w:r>
+              <w:t xml:space="preserve">+ </w:t>
+            </w:r>
+            <w:proofErr w:type="spellStart"/>
+            <w:proofErr w:type="gramStart"/>
+            <w:r>
+              <w:t>clearDate</w:t>
+            </w:r>
+            <w:proofErr w:type="spellEnd"/>
+            <w:r>
+              <w:t>(</w:t>
+            </w:r>
+            <w:proofErr w:type="gramEnd"/>
+            <w:r>
+              <w:t>): void</w:t>
             </w:r>
           </w:p>
           <w:p/>
@@ -653,6 +732,9 @@
             <w:tcW w:w="6115" w:type="dxa"/>
           </w:tcPr>
           <w:p>
+            <w:pPr>
+              <w:spacing w:after="0" w:line="240" w:lineRule="auto"/>
+            </w:pPr>
             <w:r>
               <w:t xml:space="preserve">+ </w:t>
             </w:r>
@@ -667,12 +749,57 @@
             </w:r>
             <w:proofErr w:type="gramEnd"/>
             <w:r>
-              <w:t>)</w:t>
-            </w:r>
-          </w:p>
-          <w:p>
-            <w:r>
-              <w:t>+</w:t>
+              <w:t xml:space="preserve">)                           </w:t>
+            </w:r>
+          </w:p>
+          <w:p>
+            <w:pPr>
+              <w:spacing w:after="0" w:line="240" w:lineRule="auto"/>
+            </w:pPr>
+            <w:r>
+              <w:t xml:space="preserve"> + </w:t>
+            </w:r>
+            <w:proofErr w:type="spellStart"/>
+            <w:proofErr w:type="gramStart"/>
+            <w:r>
+              <w:t>setCurrentMonth</w:t>
+            </w:r>
+            <w:proofErr w:type="spellEnd"/>
+            <w:r>
+              <w:t>(</w:t>
+            </w:r>
+            <w:proofErr w:type="gramEnd"/>
+            <w:r>
+              <w:t xml:space="preserve">m: int): void          </w:t>
+            </w:r>
+          </w:p>
+          <w:p>
+            <w:pPr>
+              <w:spacing w:after="0" w:line="240" w:lineRule="auto"/>
+            </w:pPr>
+            <w:r>
+              <w:t xml:space="preserve"> + </w:t>
+            </w:r>
+            <w:proofErr w:type="spellStart"/>
+            <w:proofErr w:type="gramStart"/>
+            <w:r>
+              <w:t>getCurrentMonth</w:t>
+            </w:r>
+            <w:proofErr w:type="spellEnd"/>
+            <w:r>
+              <w:t>(</w:t>
+            </w:r>
+            <w:proofErr w:type="gramEnd"/>
+            <w:r>
+              <w:t xml:space="preserve">): unsigned short      </w:t>
+            </w:r>
+          </w:p>
+          <w:p>
+            <w:pPr>
+              <w:spacing w:after="0" w:line="240" w:lineRule="auto"/>
+            </w:pPr>
+            <w:r>
+              <w:t xml:space="preserve"> + </w:t>
             </w:r>
             <w:proofErr w:type="spellStart"/>
             <w:proofErr w:type="gramStart"/>
@@ -685,285 +812,642 @@
             </w:r>
             <w:proofErr w:type="gramEnd"/>
             <w:r>
-              <w:t>int ) : void</w:t>
-            </w:r>
-          </w:p>
-          <w:p>
+              <w:t xml:space="preserve">y: int): void           </w:t>
+            </w:r>
+          </w:p>
+          <w:p>
+            <w:pPr>
+              <w:spacing w:after="0" w:line="240" w:lineRule="auto"/>
+            </w:pPr>
+            <w:r>
+              <w:t xml:space="preserve"> + </w:t>
+            </w:r>
+            <w:proofErr w:type="spellStart"/>
+            <w:proofErr w:type="gramStart"/>
+            <w:r>
+              <w:t>getCurrentYear</w:t>
+            </w:r>
+            <w:proofErr w:type="spellEnd"/>
+            <w:r>
+              <w:t>(</w:t>
+            </w:r>
+            <w:proofErr w:type="gramEnd"/>
+            <w:r>
+              <w:t xml:space="preserve">): unsigned short       </w:t>
+            </w:r>
+          </w:p>
+          <w:p>
+            <w:pPr>
+              <w:spacing w:after="0" w:line="240" w:lineRule="auto"/>
+            </w:pPr>
+            <w:r>
+              <w:t xml:space="preserve"> + </w:t>
+            </w:r>
+            <w:proofErr w:type="spellStart"/>
+            <w:proofErr w:type="gramStart"/>
+            <w:r>
+              <w:t>setCurrentDay</w:t>
+            </w:r>
+            <w:proofErr w:type="spellEnd"/>
+            <w:r>
+              <w:t>(</w:t>
+            </w:r>
+            <w:proofErr w:type="gramEnd"/>
+            <w:r>
+              <w:t xml:space="preserve">d: int): void            </w:t>
+            </w:r>
+          </w:p>
+          <w:p>
+            <w:pPr>
+              <w:spacing w:after="0" w:line="240" w:lineRule="auto"/>
+            </w:pPr>
+            <w:r>
+              <w:t xml:space="preserve"> + </w:t>
+            </w:r>
+            <w:proofErr w:type="spellStart"/>
+            <w:proofErr w:type="gramStart"/>
+            <w:r>
+              <w:t>getCurrentDay</w:t>
+            </w:r>
+            <w:proofErr w:type="spellEnd"/>
+            <w:r>
+              <w:t>(</w:t>
+            </w:r>
+            <w:proofErr w:type="gramEnd"/>
+            <w:r>
+              <w:t xml:space="preserve">): unsigned short        </w:t>
+            </w:r>
+          </w:p>
+          <w:p>
+            <w:pPr>
+              <w:spacing w:after="0" w:line="240" w:lineRule="auto"/>
+            </w:pPr>
+            <w:r>
+              <w:t xml:space="preserve"> + </w:t>
+            </w:r>
+            <w:proofErr w:type="spellStart"/>
+            <w:proofErr w:type="gramStart"/>
+            <w:r>
+              <w:t>getSDay</w:t>
+            </w:r>
+            <w:proofErr w:type="spellEnd"/>
+            <w:r>
+              <w:t>(</w:t>
+            </w:r>
+            <w:proofErr w:type="gramEnd"/>
+            <w:r>
+              <w:t xml:space="preserve">m: int, d: int): </w:t>
+            </w:r>
+            <w:proofErr w:type="spellStart"/>
+            <w:r>
+              <w:t>MyScheduleDate</w:t>
+            </w:r>
+            <w:proofErr w:type="spellEnd"/>
+          </w:p>
+          <w:p>
+            <w:pPr>
+              <w:spacing w:after="0" w:line="240" w:lineRule="auto"/>
+            </w:pPr>
+            <w:r>
+              <w:t xml:space="preserve"> + </w:t>
+            </w:r>
+            <w:proofErr w:type="spellStart"/>
+            <w:proofErr w:type="gramStart"/>
+            <w:r>
+              <w:t>getDaysInMonth</w:t>
+            </w:r>
+            <w:proofErr w:type="spellEnd"/>
+            <w:r>
+              <w:t>(</w:t>
+            </w:r>
+            <w:proofErr w:type="gramEnd"/>
+            <w:r>
+              <w:t xml:space="preserve">): unsigned short       </w:t>
+            </w:r>
+          </w:p>
+          <w:p>
+            <w:pPr>
+              <w:spacing w:after="0" w:line="240" w:lineRule="auto"/>
+            </w:pPr>
+            <w:r>
+              <w:t xml:space="preserve"> + </w:t>
+            </w:r>
+            <w:proofErr w:type="spellStart"/>
+            <w:proofErr w:type="gramStart"/>
+            <w:r>
+              <w:t>getDaysInMonth</w:t>
+            </w:r>
+            <w:proofErr w:type="spellEnd"/>
+            <w:r>
+              <w:t>(</w:t>
+            </w:r>
+            <w:proofErr w:type="gramEnd"/>
+            <w:r>
+              <w:t>month: int): unsigned short</w:t>
+            </w:r>
+          </w:p>
+          <w:p>
+            <w:pPr>
+              <w:spacing w:after="0" w:line="240" w:lineRule="auto"/>
+            </w:pPr>
+            <w:r>
+              <w:t xml:space="preserve"> + </w:t>
+            </w:r>
+            <w:proofErr w:type="spellStart"/>
+            <w:proofErr w:type="gramStart"/>
+            <w:r>
+              <w:t>yearToWords</w:t>
+            </w:r>
+            <w:proofErr w:type="spellEnd"/>
+            <w:r>
+              <w:t>(</w:t>
+            </w:r>
+            <w:proofErr w:type="gramEnd"/>
+            <w:r>
+              <w:t xml:space="preserve">): string                  </w:t>
+            </w:r>
+          </w:p>
+          <w:p>
+            <w:pPr>
+              <w:spacing w:after="0" w:line="240" w:lineRule="auto"/>
+            </w:pPr>
+            <w:r>
+              <w:t xml:space="preserve"> + </w:t>
+            </w:r>
+            <w:proofErr w:type="spellStart"/>
+            <w:proofErr w:type="gramStart"/>
+            <w:r>
+              <w:t>getMonthName</w:t>
+            </w:r>
+            <w:proofErr w:type="spellEnd"/>
+            <w:r>
+              <w:t>(</w:t>
+            </w:r>
+            <w:proofErr w:type="gramEnd"/>
+            <w:r>
+              <w:t xml:space="preserve">): string                 </w:t>
+            </w:r>
+          </w:p>
+          <w:p>
+            <w:pPr>
+              <w:spacing w:after="0" w:line="240" w:lineRule="auto"/>
+            </w:pPr>
+            <w:r>
+              <w:t xml:space="preserve"> + </w:t>
+            </w:r>
+            <w:proofErr w:type="spellStart"/>
+            <w:proofErr w:type="gramStart"/>
+            <w:r>
+              <w:t>getMonthName</w:t>
+            </w:r>
+            <w:proofErr w:type="spellEnd"/>
+            <w:r>
+              <w:t>(</w:t>
+            </w:r>
+            <w:proofErr w:type="gramEnd"/>
+            <w:r>
+              <w:t xml:space="preserve">month: int): string       </w:t>
+            </w:r>
+          </w:p>
+          <w:p>
+            <w:r>
+              <w:t xml:space="preserve"> + </w:t>
+            </w:r>
+            <w:proofErr w:type="spellStart"/>
+            <w:proofErr w:type="gramStart"/>
+            <w:r>
+              <w:t>getDayOfWeek</w:t>
+            </w:r>
+            <w:proofErr w:type="spellEnd"/>
+            <w:r>
+              <w:t>(</w:t>
+            </w:r>
+            <w:proofErr w:type="gramEnd"/>
+            <w:r>
+              <w:t xml:space="preserve">): string                 </w:t>
+            </w:r>
+          </w:p>
+          <w:p>
+            <w:pPr>
+              <w:spacing w:after="0" w:line="240" w:lineRule="auto"/>
+            </w:pPr>
+            <w:r>
+              <w:t xml:space="preserve"> + </w:t>
+            </w:r>
+            <w:proofErr w:type="spellStart"/>
+            <w:proofErr w:type="gramStart"/>
+            <w:r>
+              <w:t>updateDaySuffix</w:t>
+            </w:r>
+            <w:proofErr w:type="spellEnd"/>
+            <w:r>
+              <w:t>(</w:t>
+            </w:r>
+            <w:proofErr w:type="gramEnd"/>
+            <w:r>
+              <w:t xml:space="preserve">): string              </w:t>
+            </w:r>
+          </w:p>
+          <w:p>
+            <w:pPr>
+              <w:spacing w:after="0" w:line="240" w:lineRule="auto"/>
+            </w:pPr>
+            <w:r>
+              <w:t xml:space="preserve"> + </w:t>
+            </w:r>
+            <w:proofErr w:type="spellStart"/>
+            <w:proofErr w:type="gramStart"/>
+            <w:r>
+              <w:t>getSystemDate</w:t>
+            </w:r>
+            <w:proofErr w:type="spellEnd"/>
+            <w:r>
+              <w:t>(</w:t>
+            </w:r>
+            <w:proofErr w:type="gramEnd"/>
+            <w:r>
+              <w:t xml:space="preserve">): int*                  </w:t>
+            </w:r>
+          </w:p>
+          <w:p>
+            <w:pPr>
+              <w:spacing w:after="0" w:line="240" w:lineRule="auto"/>
+            </w:pPr>
+            <w:r>
+              <w:t xml:space="preserve"> + </w:t>
+            </w:r>
+            <w:proofErr w:type="spellStart"/>
+            <w:proofErr w:type="gramStart"/>
+            <w:r>
+              <w:t>updateDaysInMonth</w:t>
+            </w:r>
+            <w:proofErr w:type="spellEnd"/>
+            <w:r>
+              <w:t>(</w:t>
+            </w:r>
+            <w:proofErr w:type="gramEnd"/>
+            <w:r>
+              <w:t xml:space="preserve">): int               </w:t>
+            </w:r>
+          </w:p>
+          <w:p>
+            <w:pPr>
+              <w:spacing w:after="0" w:line="240" w:lineRule="auto"/>
+            </w:pPr>
+            <w:r>
+              <w:t xml:space="preserve"> + </w:t>
+            </w:r>
+            <w:proofErr w:type="spellStart"/>
+            <w:proofErr w:type="gramStart"/>
+            <w:r>
+              <w:t>isLeapYear</w:t>
+            </w:r>
+            <w:proofErr w:type="spellEnd"/>
+            <w:r>
+              <w:t>(</w:t>
+            </w:r>
+            <w:proofErr w:type="gramEnd"/>
+            <w:r>
+              <w:t xml:space="preserve">): bool                    </w:t>
+            </w:r>
+          </w:p>
+          <w:p>
+            <w:pPr>
+              <w:spacing w:after="0" w:line="240" w:lineRule="auto"/>
+            </w:pPr>
+            <w:r>
+              <w:t xml:space="preserve"> + operator+</w:t>
+            </w:r>
+            <w:proofErr w:type="gramStart"/>
+            <w:r>
+              <w:t>+(</w:t>
+            </w:r>
+            <w:proofErr w:type="gramEnd"/>
+            <w:r>
+              <w:t xml:space="preserve">): </w:t>
+            </w:r>
+            <w:proofErr w:type="spellStart"/>
+            <w:r>
+              <w:t>MyCalendar</w:t>
+            </w:r>
+            <w:proofErr w:type="spellEnd"/>
+            <w:r>
+              <w:t xml:space="preserve">              </w:t>
+            </w:r>
+          </w:p>
+          <w:p>
+            <w:pPr>
+              <w:spacing w:after="0" w:line="240" w:lineRule="auto"/>
+            </w:pPr>
+            <w:r>
+              <w:t xml:space="preserve"> + operator++(int): </w:t>
+            </w:r>
+            <w:proofErr w:type="spellStart"/>
+            <w:r>
+              <w:t>MyCalendar</w:t>
+            </w:r>
+            <w:proofErr w:type="spellEnd"/>
+            <w:r>
+              <w:t xml:space="preserve">            </w:t>
+            </w:r>
+          </w:p>
+          <w:p>
+            <w:pPr>
+              <w:spacing w:after="0" w:line="240" w:lineRule="auto"/>
+            </w:pPr>
+            <w:r>
+              <w:t xml:space="preserve"> + operator--(): </w:t>
+            </w:r>
+            <w:proofErr w:type="spellStart"/>
+            <w:r>
+              <w:t>MyCalendar</w:t>
+            </w:r>
+            <w:proofErr w:type="spellEnd"/>
+            <w:r>
+              <w:t xml:space="preserve">               </w:t>
+            </w:r>
+          </w:p>
+          <w:p>
+            <w:pPr>
+              <w:spacing w:after="0" w:line="240" w:lineRule="auto"/>
+            </w:pPr>
+            <w:r>
+              <w:t xml:space="preserve"> + operator--(int): </w:t>
+            </w:r>
+            <w:proofErr w:type="spellStart"/>
+            <w:r>
+              <w:t>MyCalendar</w:t>
+            </w:r>
+            <w:proofErr w:type="spellEnd"/>
+            <w:r>
+              <w:t xml:space="preserve">            </w:t>
+            </w:r>
+          </w:p>
+          <w:p>
+            <w:pPr>
+              <w:spacing w:after="0" w:line="240" w:lineRule="auto"/>
+            </w:pPr>
+            <w:r>
+              <w:t xml:space="preserve"> + </w:t>
+            </w:r>
+            <w:proofErr w:type="spellStart"/>
+            <w:proofErr w:type="gramStart"/>
+            <w:r>
+              <w:t>jumpForward</w:t>
+            </w:r>
+            <w:proofErr w:type="spellEnd"/>
+            <w:r>
+              <w:t>(</w:t>
+            </w:r>
+            <w:proofErr w:type="gramEnd"/>
+            <w:r>
+              <w:t xml:space="preserve">days: int): void           </w:t>
+            </w:r>
+          </w:p>
+          <w:p>
+            <w:pPr>
+              <w:spacing w:after="0" w:line="240" w:lineRule="auto"/>
+            </w:pPr>
+            <w:r>
+              <w:t xml:space="preserve"> + </w:t>
+            </w:r>
+            <w:proofErr w:type="spellStart"/>
+            <w:proofErr w:type="gramStart"/>
+            <w:r>
+              <w:t>jumpBackward</w:t>
+            </w:r>
+            <w:proofErr w:type="spellEnd"/>
+            <w:r>
+              <w:t>(</w:t>
+            </w:r>
+            <w:proofErr w:type="gramEnd"/>
+            <w:r>
+              <w:t xml:space="preserve">days: int): void         </w:t>
+            </w:r>
+          </w:p>
+          <w:p>
+            <w:pPr>
+              <w:spacing w:after="0" w:line="240" w:lineRule="auto"/>
+            </w:pPr>
+            <w:r>
+              <w:t xml:space="preserve"> + </w:t>
+            </w:r>
+            <w:proofErr w:type="spellStart"/>
+            <w:proofErr w:type="gramStart"/>
+            <w:r>
+              <w:t>scheduleDate</w:t>
+            </w:r>
+            <w:proofErr w:type="spellEnd"/>
+            <w:r>
+              <w:t>(</w:t>
+            </w:r>
+            <w:proofErr w:type="gramEnd"/>
+            <w:r>
+              <w:t xml:space="preserve">day: int, month: int,    </w:t>
+            </w:r>
+          </w:p>
+          <w:p>
+            <w:r>
+              <w:t xml:space="preserve">  description: const string&amp;, type: char):</w:t>
+            </w:r>
+          </w:p>
+          <w:p>
+            <w:pPr>
+              <w:spacing w:after="0" w:line="240" w:lineRule="auto"/>
+            </w:pPr>
+            <w:r>
+              <w:t xml:space="preserve"> </w:t>
+            </w:r>
+            <w:proofErr w:type="spellStart"/>
+            <w:r>
+              <w:t>MyScheduleDate</w:t>
+            </w:r>
+            <w:proofErr w:type="spellEnd"/>
+            <w:r>
+              <w:t xml:space="preserve">                        </w:t>
+            </w:r>
+          </w:p>
+          <w:p>
+            <w:pPr>
+              <w:spacing w:after="0" w:line="240" w:lineRule="auto"/>
+            </w:pPr>
             <w:r>
               <w:t xml:space="preserve">+ </w:t>
             </w:r>
             <w:proofErr w:type="spellStart"/>
             <w:proofErr w:type="gramStart"/>
             <w:r>
-              <w:t>getCurrentYear</w:t>
-            </w:r>
-            <w:proofErr w:type="spellEnd"/>
-            <w:r>
-              <w:t>(</w:t>
-            </w:r>
-            <w:proofErr w:type="gramEnd"/>
-            <w:r>
-              <w:t>) : int const</w:t>
-            </w:r>
-          </w:p>
-          <w:p>
-            <w:r>
-              <w:t>+</w:t>
-            </w:r>
-            <w:proofErr w:type="spellStart"/>
-            <w:proofErr w:type="gramStart"/>
-            <w:r>
-              <w:t>setCurrentMonth</w:t>
-            </w:r>
-            <w:proofErr w:type="spellEnd"/>
-            <w:r>
-              <w:t>(</w:t>
-            </w:r>
-            <w:proofErr w:type="gramEnd"/>
-            <w:r>
-              <w:t>int ) : void</w:t>
-            </w:r>
-          </w:p>
-          <w:p>
-            <w:r>
-              <w:t xml:space="preserve">+ </w:t>
-            </w:r>
-            <w:proofErr w:type="spellStart"/>
-            <w:proofErr w:type="gramStart"/>
-            <w:r>
-              <w:t>getCurrentMonth</w:t>
-            </w:r>
-            <w:proofErr w:type="spellEnd"/>
-            <w:r>
-              <w:t>(</w:t>
-            </w:r>
-            <w:proofErr w:type="gramEnd"/>
-            <w:r>
-              <w:t>) : int const</w:t>
-            </w:r>
-          </w:p>
-          <w:p>
-            <w:r>
-              <w:t>+</w:t>
-            </w:r>
-            <w:proofErr w:type="spellStart"/>
-            <w:proofErr w:type="gramStart"/>
-            <w:r>
-              <w:t>setCurrentDay</w:t>
-            </w:r>
-            <w:proofErr w:type="spellEnd"/>
-            <w:r>
-              <w:t>(</w:t>
-            </w:r>
-            <w:proofErr w:type="gramEnd"/>
-            <w:r>
-              <w:t>int ) : void</w:t>
-            </w:r>
-          </w:p>
-          <w:p>
-            <w:r>
-              <w:t xml:space="preserve">+ </w:t>
-            </w:r>
-            <w:proofErr w:type="spellStart"/>
-            <w:proofErr w:type="gramStart"/>
-            <w:r>
-              <w:t>getCurrentDay</w:t>
-            </w:r>
-            <w:proofErr w:type="spellEnd"/>
-            <w:r>
-              <w:t>(</w:t>
-            </w:r>
-            <w:proofErr w:type="gramEnd"/>
-            <w:r>
-              <w:t>) : int const</w:t>
-            </w:r>
-          </w:p>
-          <w:p>
-            <w:r>
-              <w:t xml:space="preserve">+ </w:t>
-            </w:r>
-            <w:proofErr w:type="spellStart"/>
-            <w:proofErr w:type="gramStart"/>
-            <w:r>
-              <w:t>getSchedu</w:t>
-            </w:r>
-            <w:r>
-              <w:t>l</w:t>
-            </w:r>
-            <w:r>
-              <w:t>eDay</w:t>
-            </w:r>
-            <w:proofErr w:type="spellEnd"/>
-            <w:r>
-              <w:t>(</w:t>
-            </w:r>
-            <w:proofErr w:type="gramEnd"/>
-            <w:r>
-              <w:t xml:space="preserve">) : </w:t>
-            </w:r>
-            <w:proofErr w:type="spellStart"/>
-            <w:r>
-              <w:t>My</w:t>
-            </w:r>
-            <w:r>
-              <w:t>ScheduleDay</w:t>
-            </w:r>
-            <w:proofErr w:type="spellEnd"/>
-            <w:r>
-              <w:t xml:space="preserve"> const</w:t>
-            </w:r>
-          </w:p>
-          <w:p/>
-          <w:p>
-            <w:r>
-              <w:t>+ operator+</w:t>
-            </w:r>
-            <w:proofErr w:type="gramStart"/>
-            <w:r>
-              <w:t>+(</w:t>
-            </w:r>
-            <w:proofErr w:type="gramEnd"/>
-            <w:r>
-              <w:t xml:space="preserve">)  : </w:t>
-            </w:r>
-            <w:proofErr w:type="spellStart"/>
-            <w:r>
-              <w:t>My</w:t>
-            </w:r>
-            <w:r>
-              <w:t>Calenda</w:t>
-            </w:r>
-            <w:r>
-              <w:t>r</w:t>
-            </w:r>
-            <w:proofErr w:type="spellEnd"/>
-          </w:p>
-          <w:p>
-            <w:r>
-              <w:t>+operator++(int</w:t>
-            </w:r>
-            <w:proofErr w:type="gramStart"/>
-            <w:r>
-              <w:t>) :</w:t>
-            </w:r>
-            <w:proofErr w:type="gramEnd"/>
-            <w:r>
-              <w:t xml:space="preserve"> </w:t>
-            </w:r>
-            <w:proofErr w:type="spellStart"/>
-            <w:r>
-              <w:t>My</w:t>
-            </w:r>
-            <w:r>
-              <w:t>Calenda</w:t>
-            </w:r>
-            <w:r>
-              <w:t>r</w:t>
-            </w:r>
-            <w:proofErr w:type="spellEnd"/>
-          </w:p>
-          <w:p>
-            <w:r>
-              <w:t>+ operator--</w:t>
-            </w:r>
-            <w:proofErr w:type="gramStart"/>
-            <w:r>
-              <w:t>()  :</w:t>
-            </w:r>
-            <w:proofErr w:type="gramEnd"/>
-            <w:r>
-              <w:t xml:space="preserve"> </w:t>
-            </w:r>
-            <w:proofErr w:type="spellStart"/>
-            <w:r>
-              <w:t>My</w:t>
-            </w:r>
-            <w:r>
-              <w:t>Calenda</w:t>
-            </w:r>
-            <w:r>
-              <w:t>r</w:t>
-            </w:r>
-            <w:proofErr w:type="spellEnd"/>
-          </w:p>
-          <w:p>
-            <w:r>
-              <w:t>+operator--(int</w:t>
-            </w:r>
-            <w:proofErr w:type="gramStart"/>
-            <w:r>
-              <w:t>) :</w:t>
-            </w:r>
-            <w:proofErr w:type="gramEnd"/>
-            <w:r>
-              <w:t xml:space="preserve"> </w:t>
-            </w:r>
-            <w:proofErr w:type="spellStart"/>
-            <w:r>
-              <w:t>MyCalenda</w:t>
-            </w:r>
-            <w:r>
-              <w:t>r</w:t>
-            </w:r>
-            <w:proofErr w:type="spellEnd"/>
-          </w:p>
-          <w:p>
-            <w:r>
-              <w:t xml:space="preserve">+ </w:t>
-            </w:r>
-            <w:proofErr w:type="spellStart"/>
-            <w:r>
-              <w:t>jumpFoward</w:t>
-            </w:r>
-            <w:proofErr w:type="spellEnd"/>
-            <w:r>
-              <w:t>(int</w:t>
-            </w:r>
-            <w:proofErr w:type="gramStart"/>
-            <w:r>
-              <w:t>) :</w:t>
-            </w:r>
-            <w:proofErr w:type="gramEnd"/>
-            <w:r>
-              <w:t xml:space="preserve"> </w:t>
-            </w:r>
-            <w:proofErr w:type="spellStart"/>
-            <w:r>
-              <w:t>MyCalenda</w:t>
-            </w:r>
-            <w:r>
-              <w:t>r</w:t>
-            </w:r>
-            <w:proofErr w:type="spellEnd"/>
-          </w:p>
-          <w:p>
-            <w:r>
-              <w:t xml:space="preserve">+ </w:t>
-            </w:r>
-            <w:proofErr w:type="spellStart"/>
-            <w:r>
-              <w:t>jumpBackward</w:t>
-            </w:r>
-            <w:proofErr w:type="spellEnd"/>
-            <w:r>
-              <w:t>(int</w:t>
-            </w:r>
-            <w:proofErr w:type="gramStart"/>
-            <w:r>
-              <w:t>) :</w:t>
-            </w:r>
-            <w:proofErr w:type="gramEnd"/>
-            <w:r>
-              <w:t xml:space="preserve"> </w:t>
-            </w:r>
-            <w:proofErr w:type="spellStart"/>
-            <w:r>
-              <w:t>MyCalenda</w:t>
-            </w:r>
-            <w:r>
-              <w:t>r</w:t>
-            </w:r>
-            <w:proofErr w:type="spellEnd"/>
+              <w:t>unscheduleDate</w:t>
+            </w:r>
+            <w:proofErr w:type="spellEnd"/>
+            <w:r>
+              <w:t>(</w:t>
+            </w:r>
+            <w:proofErr w:type="gramEnd"/>
+            <w:r>
+              <w:t xml:space="preserve">day: int, month: int): </w:t>
+            </w:r>
+          </w:p>
+          <w:p>
+            <w:pPr>
+              <w:spacing w:after="0" w:line="240" w:lineRule="auto"/>
+            </w:pPr>
+            <w:r>
+              <w:t xml:space="preserve">    </w:t>
+            </w:r>
+            <w:proofErr w:type="spellStart"/>
+            <w:r>
+              <w:t>MyScheduleDate</w:t>
+            </w:r>
+            <w:proofErr w:type="spellEnd"/>
+            <w:r>
+              <w:t xml:space="preserve">                        </w:t>
+            </w:r>
+          </w:p>
+          <w:p>
+            <w:pPr>
+              <w:spacing w:after="0" w:line="240" w:lineRule="auto"/>
+            </w:pPr>
+            <w:r>
+              <w:t xml:space="preserve"> + </w:t>
+            </w:r>
+            <w:proofErr w:type="spellStart"/>
+            <w:proofErr w:type="gramStart"/>
+            <w:r>
+              <w:t>getScheduleDate</w:t>
+            </w:r>
+            <w:proofErr w:type="spellEnd"/>
+            <w:r>
+              <w:t>(</w:t>
+            </w:r>
+            <w:proofErr w:type="gramEnd"/>
+            <w:r>
+              <w:t>month: int, day: int):</w:t>
+            </w:r>
+          </w:p>
+          <w:p>
+            <w:pPr>
+              <w:spacing w:after="0" w:line="240" w:lineRule="auto"/>
+            </w:pPr>
+            <w:r>
+              <w:t xml:space="preserve">    </w:t>
+            </w:r>
+            <w:proofErr w:type="spellStart"/>
+            <w:r>
+              <w:t>MyScheduleDate</w:t>
+            </w:r>
+            <w:proofErr w:type="spellEnd"/>
+            <w:r>
+              <w:t xml:space="preserve">&amp;                       </w:t>
+            </w:r>
+          </w:p>
+          <w:p>
+            <w:pPr>
+              <w:spacing w:after="0" w:line="240" w:lineRule="auto"/>
+            </w:pPr>
+            <w:r>
+              <w:t xml:space="preserve"> + </w:t>
+            </w:r>
+            <w:proofErr w:type="spellStart"/>
+            <w:proofErr w:type="gramStart"/>
+            <w:r>
+              <w:t>getMonthSchedules</w:t>
+            </w:r>
+            <w:proofErr w:type="spellEnd"/>
+            <w:r>
+              <w:t>(</w:t>
+            </w:r>
+            <w:proofErr w:type="gramEnd"/>
+            <w:r>
+              <w:t xml:space="preserve">month: int):        </w:t>
+            </w:r>
+          </w:p>
+          <w:p>
+            <w:pPr>
+              <w:spacing w:after="0" w:line="240" w:lineRule="auto"/>
+            </w:pPr>
+            <w:r>
+              <w:t xml:space="preserve">    vector&lt;</w:t>
+            </w:r>
+            <w:proofErr w:type="spellStart"/>
+            <w:r>
+              <w:t>MyScheduleDate</w:t>
+            </w:r>
+            <w:proofErr w:type="spellEnd"/>
+            <w:r>
+              <w:t xml:space="preserve">&gt;                </w:t>
+            </w:r>
+          </w:p>
+          <w:p>
+            <w:pPr>
+              <w:spacing w:after="0" w:line="240" w:lineRule="auto"/>
+            </w:pPr>
+            <w:r>
+              <w:t xml:space="preserve"> + </w:t>
+            </w:r>
+            <w:proofErr w:type="spellStart"/>
+            <w:proofErr w:type="gramStart"/>
+            <w:r>
+              <w:t>getScheduleDate</w:t>
+            </w:r>
+            <w:proofErr w:type="spellEnd"/>
+            <w:r>
+              <w:t>(</w:t>
+            </w:r>
+            <w:proofErr w:type="gramEnd"/>
+            <w:r>
+              <w:t xml:space="preserve">): </w:t>
+            </w:r>
+            <w:proofErr w:type="spellStart"/>
+            <w:r>
+              <w:t>MyScheduleDate</w:t>
+            </w:r>
+            <w:proofErr w:type="spellEnd"/>
+            <w:r>
+              <w:t xml:space="preserve">&amp;     </w:t>
+            </w:r>
+          </w:p>
+          <w:p>
+            <w:pPr>
+              <w:spacing w:after="0" w:line="240" w:lineRule="auto"/>
+            </w:pPr>
+            <w:r>
+              <w:t xml:space="preserve"> + </w:t>
+            </w:r>
+            <w:proofErr w:type="spellStart"/>
+            <w:proofErr w:type="gramStart"/>
+            <w:r>
+              <w:t>updateToSystemDate</w:t>
+            </w:r>
+            <w:proofErr w:type="spellEnd"/>
+            <w:r>
+              <w:t>(</w:t>
+            </w:r>
+            <w:proofErr w:type="gramEnd"/>
+            <w:r>
+              <w:t xml:space="preserve">): void             </w:t>
+            </w:r>
+          </w:p>
+          <w:p>
+            <w:pPr>
+              <w:spacing w:after="0" w:line="240" w:lineRule="auto"/>
+            </w:pPr>
+            <w:r>
+              <w:t xml:space="preserve"> + </w:t>
+            </w:r>
+            <w:proofErr w:type="spellStart"/>
+            <w:proofErr w:type="gramStart"/>
+            <w:r>
+              <w:t>saveToFile</w:t>
+            </w:r>
+            <w:proofErr w:type="spellEnd"/>
+            <w:r>
+              <w:t>(</w:t>
+            </w:r>
+            <w:proofErr w:type="gramEnd"/>
+            <w:r>
+              <w:t xml:space="preserve">filename: string&amp;): bool    </w:t>
+            </w:r>
           </w:p>
           <w:p>
             <w:pPr>
@@ -973,22 +1457,20 @@
               </w:rPr>
             </w:pPr>
             <w:r>
-              <w:rPr>
-                <w:b/>
-                <w:i/>
-                <w:color w:val="FF0000"/>
-                <w:sz w:val="40"/>
-              </w:rPr>
-              <w:t xml:space="preserve">Add </w:t>
-            </w:r>
-            <w:r>
-              <w:rPr>
-                <w:b/>
-                <w:i/>
-                <w:color w:val="FF0000"/>
-                <w:sz w:val="40"/>
-              </w:rPr>
-              <w:t>more methods as you need</w:t>
+              <w:t xml:space="preserve"> + </w:t>
+            </w:r>
+            <w:proofErr w:type="spellStart"/>
+            <w:proofErr w:type="gramStart"/>
+            <w:r>
+              <w:t>restoreFromFile</w:t>
+            </w:r>
+            <w:proofErr w:type="spellEnd"/>
+            <w:r>
+              <w:t>(</w:t>
+            </w:r>
+            <w:proofErr w:type="gramEnd"/>
+            <w:r>
+              <w:t>filename: string&amp;): bool</w:t>
             </w:r>
           </w:p>
         </w:tc>
@@ -1011,9 +1493,14 @@
             </w:r>
             <w:proofErr w:type="spellEnd"/>
             <w:r>
-              <w:t>&amp; operator&lt;&lt;(</w:t>
-            </w:r>
-            <w:proofErr w:type="spellStart"/>
+              <w:t>&amp; operator&lt;</w:t>
+            </w:r>
+            <w:proofErr w:type="gramStart"/>
+            <w:r>
+              <w:t>&lt;(</w:t>
+            </w:r>
+            <w:proofErr w:type="spellStart"/>
+            <w:proofErr w:type="gramEnd"/>
             <w:r>
               <w:t>ostream</w:t>
             </w:r>
@@ -1048,7 +1535,7 @@
 </file>
 
 <file path=word/numbering.xml><?xml version="1.0" encoding="utf-8"?>
-<w:numbering xmlns:wpc="http://schemas.microsoft.com/office/word/2010/wordprocessingCanvas" xmlns:cx="http://schemas.microsoft.com/office/drawing/2014/chartex" xmlns:cx1="http://schemas.microsoft.com/office/drawing/2015/9/8/chartex" xmlns:cx2="http://schemas.microsoft.com/office/drawing/2015/10/21/chartex" xmlns:cx3="http://schemas.microsoft.com/office/drawing/2016/5/9/chartex" xmlns:cx4="http://schemas.microsoft.com/office/drawing/2016/5/10/chartex" xmlns:cx5="http://schemas.microsoft.com/office/drawing/2016/5/11/chartex" xmlns:cx6="http://schemas.microsoft.com/office/drawing/2016/5/12/chartex" xmlns:cx7="http://schemas.microsoft.com/office/drawing/2016/5/13/chartex" xmlns:cx8="http://schemas.microsoft.com/office/drawing/2016/5/14/chartex" xmlns:mc="http://schemas.openxmlformats.org/markup-compatibility/2006" xmlns:aink="http://schemas.microsoft.com/office/drawing/2016/ink" xmlns:am3d="http://schemas.microsoft.com/office/drawing/2017/model3d" xmlns:o="urn:schemas-microsoft-com:office:office" xmlns:oel="http://schemas.microsoft.com/office/2019/extlst" xmlns:r="http://schemas.openxmlformats.org/officeDocument/2006/relationships" xmlns:m="http://schemas.openxmlformats.org/officeDocument/2006/math" xmlns:v="urn:schemas-microsoft-com:vml" xmlns:wp14="http://schemas.microsoft.com/office/word/2010/wordprocessingDrawing" xmlns:wp="http://schemas.openxmlformats.org/drawingml/2006/wordprocessingDrawing" xmlns:w10="urn:schemas-microsoft-com:office:word" xmlns:w="http://schemas.openxmlformats.org/wordprocessingml/2006/main" xmlns:w14="http://schemas.microsoft.com/office/word/2010/wordml" xmlns:w15="http://schemas.microsoft.com/office/word/2012/wordml" xmlns:w16cex="http://schemas.microsoft.com/office/word/2018/wordml/cex" xmlns:w16cid="http://schemas.microsoft.com/office/word/2016/wordml/cid" xmlns:w16="http://schemas.microsoft.com/office/word/2018/wordml" xmlns:w16sdtdh="http://schemas.microsoft.com/office/word/2020/wordml/sdtdatahash" xmlns:w16se="http://schemas.microsoft.com/office/word/2015/wordml/symex" xmlns:wpg="http://schemas.microsoft.com/office/word/2010/wordprocessingGroup" xmlns:wpi="http://schemas.microsoft.com/office/word/2010/wordprocessingInk" xmlns:wne="http://schemas.microsoft.com/office/word/2006/wordml" xmlns:wps="http://schemas.microsoft.com/office/word/2010/wordprocessingShape" mc:Ignorable="w14 w15 w16se w16cid w16 w16cex w16sdtdh wp14">
+<w:numbering xmlns:wpc="http://schemas.microsoft.com/office/word/2010/wordprocessingCanvas" xmlns:cx="http://schemas.microsoft.com/office/drawing/2014/chartex" xmlns:cx1="http://schemas.microsoft.com/office/drawing/2015/9/8/chartex" xmlns:cx2="http://schemas.microsoft.com/office/drawing/2015/10/21/chartex" xmlns:cx3="http://schemas.microsoft.com/office/drawing/2016/5/9/chartex" xmlns:cx4="http://schemas.microsoft.com/office/drawing/2016/5/10/chartex" xmlns:cx5="http://schemas.microsoft.com/office/drawing/2016/5/11/chartex" xmlns:cx6="http://schemas.microsoft.com/office/drawing/2016/5/12/chartex" xmlns:cx7="http://schemas.microsoft.com/office/drawing/2016/5/13/chartex" xmlns:cx8="http://schemas.microsoft.com/office/drawing/2016/5/14/chartex" xmlns:mc="http://schemas.openxmlformats.org/markup-compatibility/2006" xmlns:aink="http://schemas.microsoft.com/office/drawing/2016/ink" xmlns:am3d="http://schemas.microsoft.com/office/drawing/2017/model3d" xmlns:o="urn:schemas-microsoft-com:office:office" xmlns:oel="http://schemas.microsoft.com/office/2019/extlst" xmlns:r="http://schemas.openxmlformats.org/officeDocument/2006/relationships" xmlns:m="http://schemas.openxmlformats.org/officeDocument/2006/math" xmlns:v="urn:schemas-microsoft-com:vml" xmlns:wp14="http://schemas.microsoft.com/office/word/2010/wordprocessingDrawing" xmlns:wp="http://schemas.openxmlformats.org/drawingml/2006/wordprocessingDrawing" xmlns:w10="urn:schemas-microsoft-com:office:word" xmlns:w="http://schemas.openxmlformats.org/wordprocessingml/2006/main" xmlns:w14="http://schemas.microsoft.com/office/word/2010/wordml" xmlns:w15="http://schemas.microsoft.com/office/word/2012/wordml" xmlns:w16cex="http://schemas.microsoft.com/office/word/2018/wordml/cex" xmlns:w16cid="http://schemas.microsoft.com/office/word/2016/wordml/cid" xmlns:w16="http://schemas.microsoft.com/office/word/2018/wordml" xmlns:w16du="http://schemas.microsoft.com/office/word/2023/wordml/word16du" xmlns:w16sdtdh="http://schemas.microsoft.com/office/word/2020/wordml/sdtdatahash" xmlns:w16se="http://schemas.microsoft.com/office/word/2015/wordml/symex" xmlns:wpg="http://schemas.microsoft.com/office/word/2010/wordprocessingGroup" xmlns:wpi="http://schemas.microsoft.com/office/word/2010/wordprocessingInk" xmlns:wne="http://schemas.microsoft.com/office/word/2006/wordml" xmlns:wps="http://schemas.microsoft.com/office/word/2010/wordprocessingShape" mc:Ignorable="w14 w15 w16se w16cid w16 w16cex w16sdtdh w16du wp14">
   <w:abstractNum w:abstractNumId="0" w15:restartNumberingAfterBreak="0">
     <w:nsid w:val="083A59D6"/>
     <w:multiLevelType w:val="hybridMultilevel"/>
@@ -2281,44 +2768,44 @@
       </w:rPr>
     </w:lvl>
   </w:abstractNum>
-  <w:num w:numId="1" w16cid:durableId="435904705">
+  <w:num w:numId="1" w16cid:durableId="19363548">
     <w:abstractNumId w:val="6"/>
   </w:num>
-  <w:num w:numId="2" w16cid:durableId="1972441936">
+  <w:num w:numId="2" w16cid:durableId="950668412">
     <w:abstractNumId w:val="9"/>
   </w:num>
-  <w:num w:numId="3" w16cid:durableId="1135414981">
+  <w:num w:numId="3" w16cid:durableId="519780324">
     <w:abstractNumId w:val="5"/>
   </w:num>
-  <w:num w:numId="4" w16cid:durableId="629674183">
+  <w:num w:numId="4" w16cid:durableId="1907759896">
     <w:abstractNumId w:val="2"/>
   </w:num>
-  <w:num w:numId="5" w16cid:durableId="1346903713">
+  <w:num w:numId="5" w16cid:durableId="924151761">
     <w:abstractNumId w:val="3"/>
   </w:num>
-  <w:num w:numId="6" w16cid:durableId="2029867870">
+  <w:num w:numId="6" w16cid:durableId="114180080">
     <w:abstractNumId w:val="1"/>
   </w:num>
-  <w:num w:numId="7" w16cid:durableId="1197696414">
+  <w:num w:numId="7" w16cid:durableId="1563099515">
     <w:abstractNumId w:val="0"/>
   </w:num>
-  <w:num w:numId="8" w16cid:durableId="116680695">
+  <w:num w:numId="8" w16cid:durableId="1154296154">
     <w:abstractNumId w:val="8"/>
   </w:num>
-  <w:num w:numId="9" w16cid:durableId="1775395309">
+  <w:num w:numId="9" w16cid:durableId="1024283342">
     <w:abstractNumId w:val="10"/>
   </w:num>
-  <w:num w:numId="10" w16cid:durableId="88817697">
+  <w:num w:numId="10" w16cid:durableId="424115292">
     <w:abstractNumId w:val="7"/>
   </w:num>
-  <w:num w:numId="11" w16cid:durableId="905458310">
+  <w:num w:numId="11" w16cid:durableId="593393237">
     <w:abstractNumId w:val="4"/>
   </w:num>
 </w:numbering>
 </file>
 
 <file path=word/styles.xml><?xml version="1.0" encoding="utf-8"?>
-<w:styles xmlns:mc="http://schemas.openxmlformats.org/markup-compatibility/2006" xmlns:r="http://schemas.openxmlformats.org/officeDocument/2006/relationships" xmlns:w="http://schemas.openxmlformats.org/wordprocessingml/2006/main" xmlns:w14="http://schemas.microsoft.com/office/word/2010/wordml" xmlns:w15="http://schemas.microsoft.com/office/word/2012/wordml" xmlns:w16cex="http://schemas.microsoft.com/office/word/2018/wordml/cex" xmlns:w16cid="http://schemas.microsoft.com/office/word/2016/wordml/cid" xmlns:w16="http://schemas.microsoft.com/office/word/2018/wordml" xmlns:w16sdtdh="http://schemas.microsoft.com/office/word/2020/wordml/sdtdatahash" xmlns:w16se="http://schemas.microsoft.com/office/word/2015/wordml/symex" mc:Ignorable="w14 w15 w16se w16cid w16 w16cex w16sdtdh">
+<w:styles xmlns:mc="http://schemas.openxmlformats.org/markup-compatibility/2006" xmlns:r="http://schemas.openxmlformats.org/officeDocument/2006/relationships" xmlns:w="http://schemas.openxmlformats.org/wordprocessingml/2006/main" xmlns:w14="http://schemas.microsoft.com/office/word/2010/wordml" xmlns:w15="http://schemas.microsoft.com/office/word/2012/wordml" xmlns:w16cex="http://schemas.microsoft.com/office/word/2018/wordml/cex" xmlns:w16cid="http://schemas.microsoft.com/office/word/2016/wordml/cid" xmlns:w16="http://schemas.microsoft.com/office/word/2018/wordml" xmlns:w16du="http://schemas.microsoft.com/office/word/2023/wordml/word16du" xmlns:w16sdtdh="http://schemas.microsoft.com/office/word/2020/wordml/sdtdatahash" xmlns:w16se="http://schemas.microsoft.com/office/word/2015/wordml/symex" mc:Ignorable="w14 w15 w16se w16cid w16 w16cex w16sdtdh w16du">
   <w:docDefaults>
     <w:rPrDefault>
       <w:rPr>

--- a/UML.docx
+++ b/UML.docx
@@ -68,6 +68,7 @@
                 <w:b/>
               </w:rPr>
             </w:pPr>
+            <w:proofErr w:type="spellStart"/>
             <w:r>
               <w:rPr>
                 <w:b/>
@@ -82,6 +83,7 @@
               </w:rPr>
               <w:t>Unit</w:t>
             </w:r>
+            <w:proofErr w:type="spellEnd"/>
           </w:p>
         </w:tc>
       </w:tr>
@@ -100,7 +102,15 @@
           </w:p>
           <w:p>
             <w:r>
-              <w:t>- description: char[100]</w:t>
+              <w:t xml:space="preserve">- description: </w:t>
+            </w:r>
+            <w:proofErr w:type="gramStart"/>
+            <w:r>
+              <w:t>char[</w:t>
+            </w:r>
+            <w:proofErr w:type="gramEnd"/>
+            <w:r>
+              <w:t>100]</w:t>
             </w:r>
           </w:p>
         </w:tc>
@@ -115,30 +125,101 @@
           </w:tcPr>
           <w:p>
             <w:r>
-              <w:t>+ MyUnit()</w:t>
-            </w:r>
-          </w:p>
-          <w:p>
-            <w:r>
-              <w:t>+ setValue(int)</w:t>
-            </w:r>
-            <w:r>
-              <w:t xml:space="preserve"> : void</w:t>
-            </w:r>
-          </w:p>
-          <w:p>
-            <w:r>
-              <w:t>+ getValue() : int const</w:t>
-            </w:r>
-          </w:p>
-          <w:p>
-            <w:r>
-              <w:t>+ setDescription(string) : void</w:t>
-            </w:r>
-          </w:p>
-          <w:p>
-            <w:r>
-              <w:t>+ getDescription() : string const</w:t>
+              <w:t xml:space="preserve">+ </w:t>
+            </w:r>
+            <w:proofErr w:type="spellStart"/>
+            <w:proofErr w:type="gramStart"/>
+            <w:r>
+              <w:t>MyUnit</w:t>
+            </w:r>
+            <w:proofErr w:type="spellEnd"/>
+            <w:r>
+              <w:t>(</w:t>
+            </w:r>
+            <w:proofErr w:type="gramEnd"/>
+            <w:r>
+              <w:t>)</w:t>
+            </w:r>
+          </w:p>
+          <w:p>
+            <w:r>
+              <w:t xml:space="preserve">+ </w:t>
+            </w:r>
+            <w:proofErr w:type="spellStart"/>
+            <w:r>
+              <w:t>setValue</w:t>
+            </w:r>
+            <w:proofErr w:type="spellEnd"/>
+            <w:r>
+              <w:t>(int</w:t>
+            </w:r>
+            <w:proofErr w:type="gramStart"/>
+            <w:r>
+              <w:t>)</w:t>
+            </w:r>
+            <w:r>
+              <w:t xml:space="preserve"> :</w:t>
+            </w:r>
+            <w:proofErr w:type="gramEnd"/>
+            <w:r>
+              <w:t xml:space="preserve"> void</w:t>
+            </w:r>
+          </w:p>
+          <w:p>
+            <w:r>
+              <w:t xml:space="preserve">+ </w:t>
+            </w:r>
+            <w:proofErr w:type="spellStart"/>
+            <w:proofErr w:type="gramStart"/>
+            <w:r>
+              <w:t>getValue</w:t>
+            </w:r>
+            <w:proofErr w:type="spellEnd"/>
+            <w:r>
+              <w:t>(</w:t>
+            </w:r>
+            <w:proofErr w:type="gramEnd"/>
+            <w:r>
+              <w:t>) : int const</w:t>
+            </w:r>
+          </w:p>
+          <w:p>
+            <w:r>
+              <w:t xml:space="preserve">+ </w:t>
+            </w:r>
+            <w:proofErr w:type="spellStart"/>
+            <w:r>
+              <w:t>setDescription</w:t>
+            </w:r>
+            <w:proofErr w:type="spellEnd"/>
+            <w:r>
+              <w:t>(string</w:t>
+            </w:r>
+            <w:proofErr w:type="gramStart"/>
+            <w:r>
+              <w:t>) :</w:t>
+            </w:r>
+            <w:proofErr w:type="gramEnd"/>
+            <w:r>
+              <w:t xml:space="preserve"> void</w:t>
+            </w:r>
+          </w:p>
+          <w:p>
+            <w:r>
+              <w:t xml:space="preserve">+ </w:t>
+            </w:r>
+            <w:proofErr w:type="spellStart"/>
+            <w:proofErr w:type="gramStart"/>
+            <w:r>
+              <w:t>getDescription</w:t>
+            </w:r>
+            <w:proofErr w:type="spellEnd"/>
+            <w:r>
+              <w:t>(</w:t>
+            </w:r>
+            <w:proofErr w:type="gramEnd"/>
+            <w:r>
+              <w:t>) : string const</w:t>
             </w:r>
           </w:p>
           <w:p/>
@@ -154,7 +235,36 @@
           </w:tcPr>
           <w:p>
             <w:r>
-              <w:t>friend ostream&amp; operator&lt;&lt;(ostream&amp;, const MyUnit&amp;</w:t>
+              <w:t xml:space="preserve">friend </w:t>
+            </w:r>
+            <w:proofErr w:type="spellStart"/>
+            <w:r>
+              <w:t>ostream</w:t>
+            </w:r>
+            <w:proofErr w:type="spellEnd"/>
+            <w:r>
+              <w:t>&amp; operator&lt;</w:t>
+            </w:r>
+            <w:proofErr w:type="gramStart"/>
+            <w:r>
+              <w:t>&lt;(</w:t>
+            </w:r>
+            <w:proofErr w:type="spellStart"/>
+            <w:proofErr w:type="gramEnd"/>
+            <w:r>
+              <w:t>ostream</w:t>
+            </w:r>
+            <w:proofErr w:type="spellEnd"/>
+            <w:r>
+              <w:t xml:space="preserve">&amp;, const </w:t>
+            </w:r>
+            <w:proofErr w:type="spellStart"/>
+            <w:r>
+              <w:t>MyUnit</w:t>
+            </w:r>
+            <w:proofErr w:type="spellEnd"/>
+            <w:r>
+              <w:t>&amp;</w:t>
             </w:r>
           </w:p>
         </w:tc>
@@ -177,7 +287,21 @@
         <w:rPr>
           <w:sz w:val="36"/>
         </w:rPr>
-        <w:t xml:space="preserve"> from (MyUnit)</w:t>
+        <w:t xml:space="preserve"> from (</w:t>
+      </w:r>
+      <w:proofErr w:type="spellStart"/>
+      <w:r>
+        <w:rPr>
+          <w:sz w:val="36"/>
+        </w:rPr>
+        <w:t>MyUnit</w:t>
+      </w:r>
+      <w:proofErr w:type="spellEnd"/>
+      <w:r>
+        <w:rPr>
+          <w:sz w:val="36"/>
+        </w:rPr>
+        <w:t>)</w:t>
       </w:r>
     </w:p>
     <w:tbl>
@@ -210,8 +334,17 @@
                 <w:b/>
                 <w:sz w:val="40"/>
               </w:rPr>
-              <w:t xml:space="preserve">   MyScheduleDate</w:t>
-            </w:r>
+              <w:t xml:space="preserve">   </w:t>
+            </w:r>
+            <w:proofErr w:type="spellStart"/>
+            <w:r>
+              <w:rPr>
+                <w:b/>
+                <w:sz w:val="40"/>
+              </w:rPr>
+              <w:t>MyScheduleDate</w:t>
+            </w:r>
+            <w:proofErr w:type="spellEnd"/>
           </w:p>
         </w:tc>
       </w:tr>
@@ -225,7 +358,15 @@
           </w:tcPr>
           <w:p>
             <w:r>
-              <w:t>- Type : char</w:t>
+              <w:t xml:space="preserve">- </w:t>
+            </w:r>
+            <w:proofErr w:type="gramStart"/>
+            <w:r>
+              <w:t>Type :</w:t>
+            </w:r>
+            <w:proofErr w:type="gramEnd"/>
+            <w:r>
+              <w:t xml:space="preserve"> char</w:t>
             </w:r>
           </w:p>
           <w:p>
@@ -245,40 +386,133 @@
           </w:tcPr>
           <w:p>
             <w:r>
-              <w:t>+ MyScheduleDay()</w:t>
-            </w:r>
-          </w:p>
-          <w:p>
-            <w:r>
               <w:t xml:space="preserve">+ </w:t>
             </w:r>
-            <w:r>
-              <w:t xml:space="preserve">setType(newType: char)  </w:t>
-            </w:r>
-          </w:p>
-          <w:p>
-            <w:r>
-              <w:t>+ getType() : char const</w:t>
-            </w:r>
-          </w:p>
-          <w:p>
-            <w:r>
-              <w:t>+ setDescription(desc: string): void</w:t>
-            </w:r>
-          </w:p>
-          <w:p>
-            <w:r>
-              <w:t xml:space="preserve">+ getDescription(): string  </w:t>
-            </w:r>
-          </w:p>
-          <w:p>
-            <w:r>
-              <w:t>+ clearDescription(): void</w:t>
-            </w:r>
-          </w:p>
-          <w:p>
-            <w:r>
-              <w:t>+ clearDate(): void</w:t>
+            <w:proofErr w:type="spellStart"/>
+            <w:proofErr w:type="gramStart"/>
+            <w:r>
+              <w:t>MyScheduleDay</w:t>
+            </w:r>
+            <w:proofErr w:type="spellEnd"/>
+            <w:r>
+              <w:t>(</w:t>
+            </w:r>
+            <w:proofErr w:type="gramEnd"/>
+            <w:r>
+              <w:t>)</w:t>
+            </w:r>
+          </w:p>
+          <w:p>
+            <w:r>
+              <w:t xml:space="preserve">+ </w:t>
+            </w:r>
+            <w:proofErr w:type="spellStart"/>
+            <w:proofErr w:type="gramStart"/>
+            <w:r>
+              <w:t>setType</w:t>
+            </w:r>
+            <w:proofErr w:type="spellEnd"/>
+            <w:r>
+              <w:t>(</w:t>
+            </w:r>
+            <w:proofErr w:type="spellStart"/>
+            <w:proofErr w:type="gramEnd"/>
+            <w:r>
+              <w:t>newType</w:t>
+            </w:r>
+            <w:proofErr w:type="spellEnd"/>
+            <w:r>
+              <w:t xml:space="preserve">: char)  </w:t>
+            </w:r>
+          </w:p>
+          <w:p>
+            <w:r>
+              <w:t xml:space="preserve">+ </w:t>
+            </w:r>
+            <w:proofErr w:type="spellStart"/>
+            <w:proofErr w:type="gramStart"/>
+            <w:r>
+              <w:t>getType</w:t>
+            </w:r>
+            <w:proofErr w:type="spellEnd"/>
+            <w:r>
+              <w:t>(</w:t>
+            </w:r>
+            <w:proofErr w:type="gramEnd"/>
+            <w:r>
+              <w:t>) : char const</w:t>
+            </w:r>
+          </w:p>
+          <w:p>
+            <w:r>
+              <w:t xml:space="preserve">+ </w:t>
+            </w:r>
+            <w:proofErr w:type="spellStart"/>
+            <w:proofErr w:type="gramStart"/>
+            <w:r>
+              <w:t>setDescription</w:t>
+            </w:r>
+            <w:proofErr w:type="spellEnd"/>
+            <w:r>
+              <w:t>(</w:t>
+            </w:r>
+            <w:proofErr w:type="gramEnd"/>
+            <w:r>
+              <w:t>desc: string): void</w:t>
+            </w:r>
+          </w:p>
+          <w:p>
+            <w:r>
+              <w:t xml:space="preserve">+ </w:t>
+            </w:r>
+            <w:proofErr w:type="spellStart"/>
+            <w:proofErr w:type="gramStart"/>
+            <w:r>
+              <w:t>getDescription</w:t>
+            </w:r>
+            <w:proofErr w:type="spellEnd"/>
+            <w:r>
+              <w:t>(</w:t>
+            </w:r>
+            <w:proofErr w:type="gramEnd"/>
+            <w:r>
+              <w:t xml:space="preserve">): string  </w:t>
+            </w:r>
+          </w:p>
+          <w:p>
+            <w:r>
+              <w:t xml:space="preserve">+ </w:t>
+            </w:r>
+            <w:proofErr w:type="spellStart"/>
+            <w:proofErr w:type="gramStart"/>
+            <w:r>
+              <w:t>clearDescription</w:t>
+            </w:r>
+            <w:proofErr w:type="spellEnd"/>
+            <w:r>
+              <w:t>(</w:t>
+            </w:r>
+            <w:proofErr w:type="gramEnd"/>
+            <w:r>
+              <w:t>): void</w:t>
+            </w:r>
+          </w:p>
+          <w:p>
+            <w:r>
+              <w:t xml:space="preserve">+ </w:t>
+            </w:r>
+            <w:proofErr w:type="spellStart"/>
+            <w:proofErr w:type="gramStart"/>
+            <w:r>
+              <w:t>clearDate</w:t>
+            </w:r>
+            <w:proofErr w:type="spellEnd"/>
+            <w:r>
+              <w:t>(</w:t>
+            </w:r>
+            <w:proofErr w:type="gramEnd"/>
+            <w:r>
+              <w:t>): void</w:t>
             </w:r>
           </w:p>
           <w:p/>
@@ -294,7 +528,36 @@
           </w:tcPr>
           <w:p>
             <w:r>
-              <w:t>friend ostream&amp; operator&lt;&lt;(ostream&amp; , const MyScheduleDay&amp;</w:t>
+              <w:t xml:space="preserve">friend </w:t>
+            </w:r>
+            <w:proofErr w:type="spellStart"/>
+            <w:r>
+              <w:t>ostream</w:t>
+            </w:r>
+            <w:proofErr w:type="spellEnd"/>
+            <w:r>
+              <w:t>&amp; operator&lt;</w:t>
+            </w:r>
+            <w:proofErr w:type="gramStart"/>
+            <w:r>
+              <w:t>&lt;(</w:t>
+            </w:r>
+            <w:proofErr w:type="spellStart"/>
+            <w:proofErr w:type="gramEnd"/>
+            <w:r>
+              <w:t>ostream</w:t>
+            </w:r>
+            <w:proofErr w:type="spellEnd"/>
+            <w:r>
+              <w:t xml:space="preserve">&amp; , const </w:t>
+            </w:r>
+            <w:proofErr w:type="spellStart"/>
+            <w:r>
+              <w:t>MyScheduleDay</w:t>
+            </w:r>
+            <w:proofErr w:type="spellEnd"/>
+            <w:r>
+              <w:t>&amp;</w:t>
             </w:r>
           </w:p>
         </w:tc>
@@ -355,6 +618,7 @@
                 <w:b/>
               </w:rPr>
             </w:pPr>
+            <w:proofErr w:type="spellStart"/>
             <w:r>
               <w:rPr>
                 <w:b/>
@@ -369,6 +633,7 @@
               </w:rPr>
               <w:t>Calendar</w:t>
             </w:r>
+            <w:proofErr w:type="spellEnd"/>
           </w:p>
         </w:tc>
       </w:tr>
@@ -379,28 +644,85 @@
           </w:tcPr>
           <w:p>
             <w:r>
-              <w:t>- currentYear : unsigned short</w:t>
-            </w:r>
-          </w:p>
-          <w:p>
-            <w:r>
-              <w:t>- currentMonth : unsigned short</w:t>
-            </w:r>
-          </w:p>
-          <w:p>
-            <w:r>
-              <w:t>- currentDay : unsigned short</w:t>
-            </w:r>
-          </w:p>
-          <w:p>
-            <w:r>
-              <w:t xml:space="preserve">- scheduleDays[12][31] : </w:t>
-            </w:r>
+              <w:t xml:space="preserve">- </w:t>
+            </w:r>
+            <w:proofErr w:type="spellStart"/>
+            <w:proofErr w:type="gramStart"/>
+            <w:r>
+              <w:t>currentYear</w:t>
+            </w:r>
+            <w:proofErr w:type="spellEnd"/>
+            <w:r>
+              <w:t xml:space="preserve"> :</w:t>
+            </w:r>
+            <w:proofErr w:type="gramEnd"/>
+            <w:r>
+              <w:t xml:space="preserve"> unsigned short</w:t>
+            </w:r>
+          </w:p>
+          <w:p>
+            <w:r>
+              <w:t xml:space="preserve">- </w:t>
+            </w:r>
+            <w:proofErr w:type="spellStart"/>
+            <w:proofErr w:type="gramStart"/>
+            <w:r>
+              <w:t>currentMonth</w:t>
+            </w:r>
+            <w:proofErr w:type="spellEnd"/>
+            <w:r>
+              <w:t xml:space="preserve"> :</w:t>
+            </w:r>
+            <w:proofErr w:type="gramEnd"/>
+            <w:r>
+              <w:t xml:space="preserve"> unsigned short</w:t>
+            </w:r>
+          </w:p>
+          <w:p>
+            <w:r>
+              <w:t xml:space="preserve">- </w:t>
+            </w:r>
+            <w:proofErr w:type="spellStart"/>
+            <w:proofErr w:type="gramStart"/>
+            <w:r>
+              <w:t>currentDay</w:t>
+            </w:r>
+            <w:proofErr w:type="spellEnd"/>
+            <w:r>
+              <w:t xml:space="preserve"> :</w:t>
+            </w:r>
+            <w:proofErr w:type="gramEnd"/>
+            <w:r>
+              <w:t xml:space="preserve"> unsigned short</w:t>
+            </w:r>
+          </w:p>
+          <w:p>
+            <w:r>
+              <w:t xml:space="preserve">- </w:t>
+            </w:r>
+            <w:proofErr w:type="spellStart"/>
+            <w:proofErr w:type="gramStart"/>
+            <w:r>
+              <w:t>scheduleDays</w:t>
+            </w:r>
+            <w:proofErr w:type="spellEnd"/>
+            <w:r>
+              <w:t>[</w:t>
+            </w:r>
+            <w:proofErr w:type="gramEnd"/>
+            <w:r>
+              <w:t xml:space="preserve">12][31] : </w:t>
+            </w:r>
+            <w:proofErr w:type="spellStart"/>
             <w:r>
               <w:t>My</w:t>
             </w:r>
             <w:r>
-              <w:t xml:space="preserve">ScheduleDay </w:t>
+              <w:t>ScheduleDay</w:t>
+            </w:r>
+            <w:proofErr w:type="spellEnd"/>
+            <w:r>
+              <w:t xml:space="preserve"> </w:t>
             </w:r>
           </w:p>
           <w:p/>
@@ -413,127 +735,445 @@
           </w:tcPr>
           <w:p>
             <w:r>
-              <w:t xml:space="preserve">+ MyCalendar()                           </w:t>
-            </w:r>
-          </w:p>
-          <w:p>
-            <w:r>
-              <w:t xml:space="preserve"> + setCurrentMonth(m: int): void          </w:t>
-            </w:r>
-          </w:p>
-          <w:p>
-            <w:r>
-              <w:t xml:space="preserve"> + getCurrentMonth(): unsigned short      </w:t>
-            </w:r>
-          </w:p>
-          <w:p>
-            <w:r>
-              <w:t xml:space="preserve"> + setCurrentYear(y: int): void           </w:t>
-            </w:r>
-          </w:p>
-          <w:p>
-            <w:r>
-              <w:t xml:space="preserve"> + getCurrentYear(): unsigned short       </w:t>
-            </w:r>
-          </w:p>
-          <w:p>
-            <w:r>
-              <w:t xml:space="preserve"> + setCurrentDay(d: int): void            </w:t>
-            </w:r>
-          </w:p>
-          <w:p>
-            <w:r>
-              <w:t xml:space="preserve"> + getCurrentDay(): unsigned short        </w:t>
-            </w:r>
-          </w:p>
-          <w:p>
-            <w:r>
-              <w:t xml:space="preserve"> + getSDay(m: int, d: int): MyScheduleDate</w:t>
-            </w:r>
-          </w:p>
-          <w:p>
-            <w:r>
-              <w:t xml:space="preserve"> + getDaysInMonth(): unsigned short       </w:t>
-            </w:r>
-          </w:p>
-          <w:p>
-            <w:r>
-              <w:t xml:space="preserve"> + getDaysInMonth(month: int): unsigned short</w:t>
-            </w:r>
-          </w:p>
-          <w:p>
-            <w:r>
-              <w:t xml:space="preserve"> + yearToWords(): string                  </w:t>
-            </w:r>
-          </w:p>
-          <w:p>
-            <w:r>
-              <w:t xml:space="preserve"> + getMonthName(): string                 </w:t>
-            </w:r>
-          </w:p>
-          <w:p>
-            <w:r>
-              <w:t xml:space="preserve"> + getMonthName(month: int): string       </w:t>
-            </w:r>
-          </w:p>
-          <w:p>
-            <w:r>
-              <w:t xml:space="preserve"> + getDayOfWeek(): string                 </w:t>
-            </w:r>
-          </w:p>
-          <w:p>
-            <w:r>
-              <w:t xml:space="preserve"> + updateDaySuffix(): string              </w:t>
-            </w:r>
-          </w:p>
-          <w:p>
-            <w:r>
-              <w:t xml:space="preserve"> + getSystemDate(): int*                  </w:t>
-            </w:r>
-          </w:p>
-          <w:p>
-            <w:r>
-              <w:t xml:space="preserve"> + updateDaysInMonth(): int               </w:t>
-            </w:r>
-          </w:p>
-          <w:p>
-            <w:r>
-              <w:t xml:space="preserve"> + isLeapYear(): bool                    </w:t>
-            </w:r>
-          </w:p>
-          <w:p>
-            <w:r>
-              <w:t xml:space="preserve"> + operator++(): MyCalendar              </w:t>
-            </w:r>
-          </w:p>
-          <w:p>
-            <w:r>
-              <w:t xml:space="preserve"> + operator++(int): MyCalendar            </w:t>
-            </w:r>
-          </w:p>
-          <w:p>
-            <w:r>
-              <w:t xml:space="preserve"> + operator--(): MyCalendar               </w:t>
-            </w:r>
-          </w:p>
-          <w:p>
-            <w:r>
-              <w:t xml:space="preserve"> + operator--(int): MyCalendar            </w:t>
-            </w:r>
-          </w:p>
-          <w:p>
-            <w:r>
-              <w:t xml:space="preserve"> + jumpForward(days: int): void           </w:t>
-            </w:r>
-          </w:p>
-          <w:p>
-            <w:r>
-              <w:t xml:space="preserve"> + jumpBackward(days: int): void         </w:t>
-            </w:r>
-          </w:p>
-          <w:p>
-            <w:r>
-              <w:t xml:space="preserve"> + scheduleDate(day: int, month: int,    </w:t>
+              <w:t xml:space="preserve">+ </w:t>
+            </w:r>
+            <w:proofErr w:type="spellStart"/>
+            <w:proofErr w:type="gramStart"/>
+            <w:r>
+              <w:t>MyCalendar</w:t>
+            </w:r>
+            <w:proofErr w:type="spellEnd"/>
+            <w:r>
+              <w:t>(</w:t>
+            </w:r>
+            <w:proofErr w:type="gramEnd"/>
+            <w:r>
+              <w:t xml:space="preserve">)                           </w:t>
+            </w:r>
+          </w:p>
+          <w:p>
+            <w:r>
+              <w:t xml:space="preserve"> + </w:t>
+            </w:r>
+            <w:proofErr w:type="spellStart"/>
+            <w:proofErr w:type="gramStart"/>
+            <w:r>
+              <w:t>setCurrentMonth</w:t>
+            </w:r>
+            <w:proofErr w:type="spellEnd"/>
+            <w:r>
+              <w:t>(</w:t>
+            </w:r>
+            <w:proofErr w:type="gramEnd"/>
+            <w:r>
+              <w:t xml:space="preserve">m: int): void          </w:t>
+            </w:r>
+          </w:p>
+          <w:p>
+            <w:r>
+              <w:t xml:space="preserve"> + </w:t>
+            </w:r>
+            <w:proofErr w:type="spellStart"/>
+            <w:proofErr w:type="gramStart"/>
+            <w:r>
+              <w:t>getCurrentMonth</w:t>
+            </w:r>
+            <w:proofErr w:type="spellEnd"/>
+            <w:r>
+              <w:t>(</w:t>
+            </w:r>
+            <w:proofErr w:type="gramEnd"/>
+            <w:r>
+              <w:t xml:space="preserve">): unsigned short      </w:t>
+            </w:r>
+          </w:p>
+          <w:p>
+            <w:r>
+              <w:t xml:space="preserve"> + </w:t>
+            </w:r>
+            <w:proofErr w:type="spellStart"/>
+            <w:proofErr w:type="gramStart"/>
+            <w:r>
+              <w:t>setCurrentYear</w:t>
+            </w:r>
+            <w:proofErr w:type="spellEnd"/>
+            <w:r>
+              <w:t>(</w:t>
+            </w:r>
+            <w:proofErr w:type="gramEnd"/>
+            <w:r>
+              <w:t xml:space="preserve">y: int): void           </w:t>
+            </w:r>
+          </w:p>
+          <w:p>
+            <w:r>
+              <w:t xml:space="preserve"> + </w:t>
+            </w:r>
+            <w:proofErr w:type="spellStart"/>
+            <w:proofErr w:type="gramStart"/>
+            <w:r>
+              <w:t>getCurrentYear</w:t>
+            </w:r>
+            <w:proofErr w:type="spellEnd"/>
+            <w:r>
+              <w:t>(</w:t>
+            </w:r>
+            <w:proofErr w:type="gramEnd"/>
+            <w:r>
+              <w:t xml:space="preserve">): unsigned short       </w:t>
+            </w:r>
+          </w:p>
+          <w:p>
+            <w:r>
+              <w:t xml:space="preserve"> + </w:t>
+            </w:r>
+            <w:proofErr w:type="spellStart"/>
+            <w:proofErr w:type="gramStart"/>
+            <w:r>
+              <w:t>setCurrentDay</w:t>
+            </w:r>
+            <w:proofErr w:type="spellEnd"/>
+            <w:r>
+              <w:t>(</w:t>
+            </w:r>
+            <w:proofErr w:type="gramEnd"/>
+            <w:r>
+              <w:t xml:space="preserve">d: int): void            </w:t>
+            </w:r>
+          </w:p>
+          <w:p>
+            <w:r>
+              <w:t xml:space="preserve"> + </w:t>
+            </w:r>
+            <w:proofErr w:type="spellStart"/>
+            <w:proofErr w:type="gramStart"/>
+            <w:r>
+              <w:t>getCurrentDay</w:t>
+            </w:r>
+            <w:proofErr w:type="spellEnd"/>
+            <w:r>
+              <w:t>(</w:t>
+            </w:r>
+            <w:proofErr w:type="gramEnd"/>
+            <w:r>
+              <w:t xml:space="preserve">): unsigned short        </w:t>
+            </w:r>
+          </w:p>
+          <w:p>
+            <w:r>
+              <w:t xml:space="preserve"> + </w:t>
+            </w:r>
+            <w:proofErr w:type="spellStart"/>
+            <w:proofErr w:type="gramStart"/>
+            <w:r>
+              <w:t>getSDay</w:t>
+            </w:r>
+            <w:proofErr w:type="spellEnd"/>
+            <w:r>
+              <w:t>(</w:t>
+            </w:r>
+            <w:proofErr w:type="gramEnd"/>
+            <w:r>
+              <w:t xml:space="preserve">m: int, d: int): </w:t>
+            </w:r>
+            <w:proofErr w:type="spellStart"/>
+            <w:r>
+              <w:t>MyScheduleDate</w:t>
+            </w:r>
+            <w:proofErr w:type="spellEnd"/>
+          </w:p>
+          <w:p>
+            <w:r>
+              <w:t xml:space="preserve"> + </w:t>
+            </w:r>
+            <w:proofErr w:type="spellStart"/>
+            <w:proofErr w:type="gramStart"/>
+            <w:r>
+              <w:t>getDaysInMonth</w:t>
+            </w:r>
+            <w:proofErr w:type="spellEnd"/>
+            <w:r>
+              <w:t>(</w:t>
+            </w:r>
+            <w:proofErr w:type="gramEnd"/>
+            <w:r>
+              <w:t xml:space="preserve">): unsigned short       </w:t>
+            </w:r>
+          </w:p>
+          <w:p>
+            <w:r>
+              <w:t xml:space="preserve"> + </w:t>
+            </w:r>
+            <w:proofErr w:type="spellStart"/>
+            <w:proofErr w:type="gramStart"/>
+            <w:r>
+              <w:t>getDaysInMonth</w:t>
+            </w:r>
+            <w:proofErr w:type="spellEnd"/>
+            <w:r>
+              <w:t>(</w:t>
+            </w:r>
+            <w:proofErr w:type="gramEnd"/>
+            <w:r>
+              <w:t>month: int): unsigned short</w:t>
+            </w:r>
+          </w:p>
+          <w:p>
+            <w:r>
+              <w:t xml:space="preserve"> + </w:t>
+            </w:r>
+            <w:proofErr w:type="spellStart"/>
+            <w:proofErr w:type="gramStart"/>
+            <w:r>
+              <w:t>yearToWords</w:t>
+            </w:r>
+            <w:proofErr w:type="spellEnd"/>
+            <w:r>
+              <w:t>(</w:t>
+            </w:r>
+            <w:proofErr w:type="gramEnd"/>
+            <w:r>
+              <w:t xml:space="preserve">): string                  </w:t>
+            </w:r>
+          </w:p>
+          <w:p>
+            <w:r>
+              <w:t xml:space="preserve"> + </w:t>
+            </w:r>
+            <w:proofErr w:type="spellStart"/>
+            <w:proofErr w:type="gramStart"/>
+            <w:r>
+              <w:t>getMonthName</w:t>
+            </w:r>
+            <w:proofErr w:type="spellEnd"/>
+            <w:r>
+              <w:t>(</w:t>
+            </w:r>
+            <w:proofErr w:type="gramEnd"/>
+            <w:r>
+              <w:t xml:space="preserve">): string                 </w:t>
+            </w:r>
+          </w:p>
+          <w:p>
+            <w:r>
+              <w:t xml:space="preserve"> + </w:t>
+            </w:r>
+            <w:proofErr w:type="spellStart"/>
+            <w:proofErr w:type="gramStart"/>
+            <w:r>
+              <w:t>getMonthName</w:t>
+            </w:r>
+            <w:proofErr w:type="spellEnd"/>
+            <w:r>
+              <w:t>(</w:t>
+            </w:r>
+            <w:proofErr w:type="gramEnd"/>
+            <w:r>
+              <w:t xml:space="preserve">month: int): string       </w:t>
+            </w:r>
+          </w:p>
+          <w:p>
+            <w:r>
+              <w:t xml:space="preserve"> + </w:t>
+            </w:r>
+            <w:proofErr w:type="spellStart"/>
+            <w:proofErr w:type="gramStart"/>
+            <w:r>
+              <w:t>getDayOfWeek</w:t>
+            </w:r>
+            <w:proofErr w:type="spellEnd"/>
+            <w:r>
+              <w:t>(</w:t>
+            </w:r>
+            <w:proofErr w:type="gramEnd"/>
+            <w:r>
+              <w:t xml:space="preserve">): string                 </w:t>
+            </w:r>
+          </w:p>
+          <w:p>
+            <w:r>
+              <w:t xml:space="preserve"> + </w:t>
+            </w:r>
+            <w:proofErr w:type="spellStart"/>
+            <w:proofErr w:type="gramStart"/>
+            <w:r>
+              <w:t>updateDaySuffix</w:t>
+            </w:r>
+            <w:proofErr w:type="spellEnd"/>
+            <w:r>
+              <w:t>(</w:t>
+            </w:r>
+            <w:proofErr w:type="gramEnd"/>
+            <w:r>
+              <w:t xml:space="preserve">): string              </w:t>
+            </w:r>
+          </w:p>
+          <w:p>
+            <w:r>
+              <w:t xml:space="preserve"> + </w:t>
+            </w:r>
+            <w:proofErr w:type="spellStart"/>
+            <w:proofErr w:type="gramStart"/>
+            <w:r>
+              <w:t>getSystemDate</w:t>
+            </w:r>
+            <w:proofErr w:type="spellEnd"/>
+            <w:r>
+              <w:t>(</w:t>
+            </w:r>
+            <w:proofErr w:type="gramEnd"/>
+            <w:r>
+              <w:t xml:space="preserve">): int*                  </w:t>
+            </w:r>
+          </w:p>
+          <w:p>
+            <w:r>
+              <w:t xml:space="preserve"> + </w:t>
+            </w:r>
+            <w:proofErr w:type="spellStart"/>
+            <w:proofErr w:type="gramStart"/>
+            <w:r>
+              <w:t>updateDaysInMonth</w:t>
+            </w:r>
+            <w:proofErr w:type="spellEnd"/>
+            <w:r>
+              <w:t>(</w:t>
+            </w:r>
+            <w:proofErr w:type="gramEnd"/>
+            <w:r>
+              <w:t xml:space="preserve">): int               </w:t>
+            </w:r>
+          </w:p>
+          <w:p>
+            <w:r>
+              <w:t xml:space="preserve"> + </w:t>
+            </w:r>
+            <w:proofErr w:type="spellStart"/>
+            <w:proofErr w:type="gramStart"/>
+            <w:r>
+              <w:t>isLeapYear</w:t>
+            </w:r>
+            <w:proofErr w:type="spellEnd"/>
+            <w:r>
+              <w:t>(</w:t>
+            </w:r>
+            <w:proofErr w:type="gramEnd"/>
+            <w:r>
+              <w:t xml:space="preserve">): bool                    </w:t>
+            </w:r>
+          </w:p>
+          <w:p>
+            <w:r>
+              <w:t xml:space="preserve"> + operator+</w:t>
+            </w:r>
+            <w:proofErr w:type="gramStart"/>
+            <w:r>
+              <w:t>+(</w:t>
+            </w:r>
+            <w:proofErr w:type="gramEnd"/>
+            <w:r>
+              <w:t xml:space="preserve">): </w:t>
+            </w:r>
+            <w:proofErr w:type="spellStart"/>
+            <w:r>
+              <w:t>MyCalendar</w:t>
+            </w:r>
+            <w:proofErr w:type="spellEnd"/>
+            <w:r>
+              <w:t xml:space="preserve">              </w:t>
+            </w:r>
+          </w:p>
+          <w:p>
+            <w:r>
+              <w:t xml:space="preserve"> + operator++(int): </w:t>
+            </w:r>
+            <w:proofErr w:type="spellStart"/>
+            <w:r>
+              <w:t>MyCalendar</w:t>
+            </w:r>
+            <w:proofErr w:type="spellEnd"/>
+            <w:r>
+              <w:t xml:space="preserve">            </w:t>
+            </w:r>
+          </w:p>
+          <w:p>
+            <w:r>
+              <w:t xml:space="preserve"> + operator--(): </w:t>
+            </w:r>
+            <w:proofErr w:type="spellStart"/>
+            <w:r>
+              <w:t>MyCalendar</w:t>
+            </w:r>
+            <w:proofErr w:type="spellEnd"/>
+            <w:r>
+              <w:t xml:space="preserve">               </w:t>
+            </w:r>
+          </w:p>
+          <w:p>
+            <w:r>
+              <w:t xml:space="preserve"> + operator--(int): </w:t>
+            </w:r>
+            <w:proofErr w:type="spellStart"/>
+            <w:r>
+              <w:t>MyCalendar</w:t>
+            </w:r>
+            <w:proofErr w:type="spellEnd"/>
+            <w:r>
+              <w:t xml:space="preserve">            </w:t>
+            </w:r>
+          </w:p>
+          <w:p>
+            <w:r>
+              <w:t xml:space="preserve"> + </w:t>
+            </w:r>
+            <w:proofErr w:type="spellStart"/>
+            <w:proofErr w:type="gramStart"/>
+            <w:r>
+              <w:t>jumpForward</w:t>
+            </w:r>
+            <w:proofErr w:type="spellEnd"/>
+            <w:r>
+              <w:t>(</w:t>
+            </w:r>
+            <w:proofErr w:type="gramEnd"/>
+            <w:r>
+              <w:t xml:space="preserve">days: int): void           </w:t>
+            </w:r>
+          </w:p>
+          <w:p>
+            <w:r>
+              <w:t xml:space="preserve"> + </w:t>
+            </w:r>
+            <w:proofErr w:type="spellStart"/>
+            <w:proofErr w:type="gramStart"/>
+            <w:r>
+              <w:t>jumpBackward</w:t>
+            </w:r>
+            <w:proofErr w:type="spellEnd"/>
+            <w:r>
+              <w:t>(</w:t>
+            </w:r>
+            <w:proofErr w:type="gramEnd"/>
+            <w:r>
+              <w:t xml:space="preserve">days: int): void         </w:t>
+            </w:r>
+          </w:p>
+          <w:p>
+            <w:r>
+              <w:t xml:space="preserve"> + </w:t>
+            </w:r>
+            <w:proofErr w:type="spellStart"/>
+            <w:proofErr w:type="gramStart"/>
+            <w:r>
+              <w:t>scheduleDate</w:t>
+            </w:r>
+            <w:proofErr w:type="spellEnd"/>
+            <w:r>
+              <w:t>(</w:t>
+            </w:r>
+            <w:proofErr w:type="gramEnd"/>
+            <w:r>
+              <w:t xml:space="preserve">day: int, month: int,    </w:t>
             </w:r>
           </w:p>
           <w:p>
@@ -543,52 +1183,170 @@
           </w:p>
           <w:p>
             <w:r>
-              <w:t xml:space="preserve"> MyScheduleDate                        </w:t>
-            </w:r>
-          </w:p>
-          <w:p>
-            <w:r>
-              <w:t xml:space="preserve">+ unscheduleDate(day: int, month: int): </w:t>
-            </w:r>
-          </w:p>
-          <w:p>
-            <w:r>
-              <w:t xml:space="preserve">    MyScheduleDate                        </w:t>
-            </w:r>
-          </w:p>
-          <w:p>
-            <w:r>
-              <w:t xml:space="preserve"> + getScheduleDate(month: int, day: int):</w:t>
-            </w:r>
-          </w:p>
-          <w:p>
-            <w:r>
-              <w:t xml:space="preserve">    MyScheduleDate&amp;                       </w:t>
-            </w:r>
-          </w:p>
-          <w:p>
-            <w:r>
-              <w:t xml:space="preserve"> + getMonthSchedules(month: int):        </w:t>
-            </w:r>
-          </w:p>
-          <w:p>
-            <w:r>
-              <w:t xml:space="preserve">    vector&lt;MyScheduleDate&gt;                </w:t>
-            </w:r>
-          </w:p>
-          <w:p>
-            <w:r>
-              <w:t xml:space="preserve"> + getScheduleDate(): MyScheduleDate&amp;     </w:t>
-            </w:r>
-          </w:p>
-          <w:p>
-            <w:r>
-              <w:t xml:space="preserve"> + updateToSystemDate(): void             </w:t>
-            </w:r>
-          </w:p>
-          <w:p>
-            <w:r>
-              <w:t xml:space="preserve"> + saveToFile(filename: string&amp;): bool    </w:t>
+              <w:t xml:space="preserve"> </w:t>
+            </w:r>
+            <w:proofErr w:type="spellStart"/>
+            <w:r>
+              <w:t>MyScheduleDate</w:t>
+            </w:r>
+            <w:proofErr w:type="spellEnd"/>
+            <w:r>
+              <w:t xml:space="preserve">                        </w:t>
+            </w:r>
+          </w:p>
+          <w:p>
+            <w:r>
+              <w:t xml:space="preserve">+ </w:t>
+            </w:r>
+            <w:proofErr w:type="spellStart"/>
+            <w:proofErr w:type="gramStart"/>
+            <w:r>
+              <w:t>unscheduleDate</w:t>
+            </w:r>
+            <w:proofErr w:type="spellEnd"/>
+            <w:r>
+              <w:t>(</w:t>
+            </w:r>
+            <w:proofErr w:type="gramEnd"/>
+            <w:r>
+              <w:t xml:space="preserve">day: int, month: int): </w:t>
+            </w:r>
+          </w:p>
+          <w:p>
+            <w:r>
+              <w:t xml:space="preserve">    </w:t>
+            </w:r>
+            <w:proofErr w:type="spellStart"/>
+            <w:r>
+              <w:t>MyScheduleDate</w:t>
+            </w:r>
+            <w:proofErr w:type="spellEnd"/>
+            <w:r>
+              <w:t xml:space="preserve">                        </w:t>
+            </w:r>
+          </w:p>
+          <w:p>
+            <w:r>
+              <w:t xml:space="preserve"> + </w:t>
+            </w:r>
+            <w:proofErr w:type="spellStart"/>
+            <w:proofErr w:type="gramStart"/>
+            <w:r>
+              <w:t>getScheduleDate</w:t>
+            </w:r>
+            <w:proofErr w:type="spellEnd"/>
+            <w:r>
+              <w:t>(</w:t>
+            </w:r>
+            <w:proofErr w:type="gramEnd"/>
+            <w:r>
+              <w:t>month: int, day: int):</w:t>
+            </w:r>
+          </w:p>
+          <w:p>
+            <w:r>
+              <w:t xml:space="preserve">    </w:t>
+            </w:r>
+            <w:proofErr w:type="spellStart"/>
+            <w:r>
+              <w:t>MyScheduleDate</w:t>
+            </w:r>
+            <w:proofErr w:type="spellEnd"/>
+            <w:r>
+              <w:t xml:space="preserve">&amp;                       </w:t>
+            </w:r>
+          </w:p>
+          <w:p>
+            <w:r>
+              <w:t xml:space="preserve"> + </w:t>
+            </w:r>
+            <w:proofErr w:type="spellStart"/>
+            <w:proofErr w:type="gramStart"/>
+            <w:r>
+              <w:t>getMonthSchedules</w:t>
+            </w:r>
+            <w:proofErr w:type="spellEnd"/>
+            <w:r>
+              <w:t>(</w:t>
+            </w:r>
+            <w:proofErr w:type="gramEnd"/>
+            <w:r>
+              <w:t xml:space="preserve">month: int):        </w:t>
+            </w:r>
+          </w:p>
+          <w:p>
+            <w:r>
+              <w:t xml:space="preserve">    vector&lt;</w:t>
+            </w:r>
+            <w:proofErr w:type="spellStart"/>
+            <w:r>
+              <w:t>MyScheduleDate</w:t>
+            </w:r>
+            <w:proofErr w:type="spellEnd"/>
+            <w:r>
+              <w:t xml:space="preserve">&gt;                </w:t>
+            </w:r>
+          </w:p>
+          <w:p>
+            <w:r>
+              <w:t xml:space="preserve"> + </w:t>
+            </w:r>
+            <w:proofErr w:type="spellStart"/>
+            <w:proofErr w:type="gramStart"/>
+            <w:r>
+              <w:t>getScheduleDate</w:t>
+            </w:r>
+            <w:proofErr w:type="spellEnd"/>
+            <w:r>
+              <w:t>(</w:t>
+            </w:r>
+            <w:proofErr w:type="gramEnd"/>
+            <w:r>
+              <w:t xml:space="preserve">): </w:t>
+            </w:r>
+            <w:proofErr w:type="spellStart"/>
+            <w:r>
+              <w:t>MyScheduleDate</w:t>
+            </w:r>
+            <w:proofErr w:type="spellEnd"/>
+            <w:r>
+              <w:t xml:space="preserve">&amp;     </w:t>
+            </w:r>
+          </w:p>
+          <w:p>
+            <w:r>
+              <w:t xml:space="preserve"> + </w:t>
+            </w:r>
+            <w:proofErr w:type="spellStart"/>
+            <w:proofErr w:type="gramStart"/>
+            <w:r>
+              <w:t>updateToSystemDate</w:t>
+            </w:r>
+            <w:proofErr w:type="spellEnd"/>
+            <w:r>
+              <w:t>(</w:t>
+            </w:r>
+            <w:proofErr w:type="gramEnd"/>
+            <w:r>
+              <w:t xml:space="preserve">): void             </w:t>
+            </w:r>
+          </w:p>
+          <w:p>
+            <w:r>
+              <w:t xml:space="preserve"> + </w:t>
+            </w:r>
+            <w:proofErr w:type="spellStart"/>
+            <w:proofErr w:type="gramStart"/>
+            <w:r>
+              <w:t>saveToFile</w:t>
+            </w:r>
+            <w:proofErr w:type="spellEnd"/>
+            <w:r>
+              <w:t>(</w:t>
+            </w:r>
+            <w:proofErr w:type="gramEnd"/>
+            <w:r>
+              <w:t xml:space="preserve">filename: string&amp;): bool    </w:t>
             </w:r>
           </w:p>
           <w:p>
@@ -599,7 +1357,20 @@
               </w:rPr>
             </w:pPr>
             <w:r>
-              <w:t xml:space="preserve"> + restoreFromFile(filename: string&amp;): bool</w:t>
+              <w:t xml:space="preserve"> + </w:t>
+            </w:r>
+            <w:proofErr w:type="spellStart"/>
+            <w:proofErr w:type="gramStart"/>
+            <w:r>
+              <w:t>restoreFromFile</w:t>
+            </w:r>
+            <w:proofErr w:type="spellEnd"/>
+            <w:r>
+              <w:t>(</w:t>
+            </w:r>
+            <w:proofErr w:type="gramEnd"/>
+            <w:r>
+              <w:t>filename: string&amp;): bool</w:t>
             </w:r>
           </w:p>
         </w:tc>
@@ -614,11 +1385,37 @@
           </w:tcPr>
           <w:p>
             <w:r>
-              <w:t>friend ostream&amp; operator&lt;&lt;(ostream&amp; , const My</w:t>
+              <w:t xml:space="preserve">friend </w:t>
+            </w:r>
+            <w:proofErr w:type="spellStart"/>
+            <w:r>
+              <w:t>ostream</w:t>
+            </w:r>
+            <w:proofErr w:type="spellEnd"/>
+            <w:r>
+              <w:t>&amp; operator&lt;</w:t>
+            </w:r>
+            <w:proofErr w:type="gramStart"/>
+            <w:r>
+              <w:t>&lt;(</w:t>
+            </w:r>
+            <w:proofErr w:type="spellStart"/>
+            <w:proofErr w:type="gramEnd"/>
+            <w:r>
+              <w:t>ostream</w:t>
+            </w:r>
+            <w:proofErr w:type="spellEnd"/>
+            <w:r>
+              <w:t xml:space="preserve">&amp; , const </w:t>
+            </w:r>
+            <w:proofErr w:type="spellStart"/>
+            <w:r>
+              <w:t>My</w:t>
             </w:r>
             <w:r>
               <w:t>Calendar</w:t>
             </w:r>
+            <w:proofErr w:type="spellEnd"/>
             <w:r>
               <w:t>&amp;</w:t>
             </w:r>
@@ -639,6 +1436,9 @@
         <w:br/>
       </w:r>
       <w:r>
+        <w:rPr>
+          <w:noProof/>
+        </w:rPr>
         <w:drawing>
           <wp:inline distT="0" distB="0" distL="0" distR="0" wp14:anchorId="2C9E90AA" wp14:editId="5A209AAE">
             <wp:extent cx="2048161" cy="6106377"/>
@@ -679,12 +1479,18 @@
     <w:p>
       <w:r>
         <w:lastRenderedPageBreak/>
-        <w:t>Gemma:</w:t>
+        <w:t>Thi</w:t>
+      </w:r>
+      <w:r>
+        <w:t>:</w:t>
       </w:r>
       <w:r>
         <w:br/>
       </w:r>
       <w:r>
+        <w:rPr>
+          <w:noProof/>
+        </w:rPr>
         <w:drawing>
           <wp:inline distT="0" distB="0" distL="0" distR="0" wp14:anchorId="3B2147A1" wp14:editId="06C5B885">
             <wp:extent cx="1943371" cy="5801535"/>
@@ -731,6 +1537,9 @@
         <w:br/>
       </w:r>
       <w:r>
+        <w:rPr>
+          <w:noProof/>
+        </w:rPr>
         <w:drawing>
           <wp:inline distT="0" distB="0" distL="0" distR="0" wp14:anchorId="3E8ADFEA" wp14:editId="70BCDEC9">
             <wp:extent cx="2029108" cy="4048690"/>
@@ -775,8 +1584,13 @@
       </w:r>
       <w:r>
         <w:br/>
-        <w:t>All 3 contributors</w:t>
+        <w:t xml:space="preserve">All 3 </w:t>
       </w:r>
+      <w:proofErr w:type="gramStart"/>
+      <w:r>
+        <w:t>contributors</w:t>
+      </w:r>
+      <w:proofErr w:type="gramEnd"/>
     </w:p>
     <w:sectPr>
       <w:pgSz w:w="12240" w:h="15840"/>
